--- a/output/tables/GEO/GSE39582/cox_RFS.docx
+++ b/output/tables/GEO/GSE39582/cox_RFS.docx
@@ -25,7 +25,7 @@
         <w:ind w:left="60" w:right="60" w:firstLine="0" w:firstLineChars="0"/>
       </w:pPr>
       <w:r>
-        <w:t xml:space="preserve">Cox regression for relapse-free survival: MS4A1 expression, GSE39582 (CIT, colon)</w:t>
+        <w:t xml:space="preserve">Cox regression for relapse-free survival: ROCK2 expression, GSE39582 (CIT, colon)</w:t>
       </w:r>
     </w:p>
     <w:tbl xmlns:a="http://schemas.openxmlformats.org/drawingml/2006/main" xmlns:pic="http://schemas.openxmlformats.org/drawingml/2006/picture">
@@ -36,11 +36,11 @@
       </w:tblPr>
       <w:tblGrid>
         <w:gridCol w:w="3360"/>
-        <w:gridCol w:w="3060"/>
+        <w:gridCol w:w="3080"/>
         <w:gridCol w:w="1305"/>
         <w:gridCol w:w="681"/>
         <w:gridCol w:w="931"/>
-        <w:gridCol w:w="1881"/>
+        <w:gridCol w:w="1791"/>
         <w:gridCol w:w="816"/>
         <w:gridCol w:w="1136"/>
       </w:tblGrid>
@@ -600,7 +600,7 @@
                 <w:szCs w:val="18"/>
                 <w:color w:val="000000"/>
               </w:rPr>
-              <w:t xml:space="preserve">MS4A1 expression</w:t>
+              <w:t xml:space="preserve">ROCK2 expression</w:t>
             </w:r>
           </w:p>
         </w:tc>
@@ -710,7 +710,7 @@
                 <w:szCs w:val="18"/>
                 <w:color w:val="000000"/>
               </w:rPr>
-              <w:t xml:space="preserve">249</w:t>
+              <w:t xml:space="preserve">252</w:t>
             </w:r>
           </w:p>
         </w:tc>
@@ -765,7 +765,7 @@
                 <w:szCs w:val="18"/>
                 <w:color w:val="000000"/>
               </w:rPr>
-              <w:t xml:space="preserve">69</w:t>
+              <w:t xml:space="preserve">80</w:t>
             </w:r>
           </w:p>
         </w:tc>
@@ -1155,7 +1155,7 @@
                 <w:szCs w:val="18"/>
                 <w:color w:val="000000"/>
               </w:rPr>
-              <w:t xml:space="preserve">248</w:t>
+              <w:t xml:space="preserve">245</w:t>
             </w:r>
           </w:p>
         </w:tc>
@@ -1210,117 +1210,117 @@
                 <w:szCs w:val="18"/>
                 <w:color w:val="000000"/>
               </w:rPr>
-              <w:t xml:space="preserve">71</w:t>
-            </w:r>
-          </w:p>
-        </w:tc>
-        <w:tc>
-          <w:tcPr>
-            <w:tcBorders>
-              <w:bottom w:val="none" w:sz="0" w:space="0" w:color="000000"/>
-              <w:top w:val="none" w:sz="0" w:space="0" w:color="000000"/>
-              <w:left w:val="none" w:sz="0" w:space="0" w:color="000000"/>
-              <w:right w:val="none" w:sz="0" w:space="0" w:color="000000"/>
-            </w:tcBorders>
-            <w:shd w:val="clear" w:color="auto" w:fill="FFFFFF"/>
-            <w:tcMar>
-              <w:top w:w="0" w:type="dxa"/>
-              <w:bottom w:w="0" w:type="dxa"/>
-              <w:left w:w="0" w:type="dxa"/>
-              <w:right w:w="0" w:type="dxa"/>
-            </w:tcMar>
-            <w:vAlign w:val="center"/>
-          </w:tcPr>
-          <w:p>
-            <w:pPr>
-              <w:pStyle w:val="Normal"/>
-              <w:jc w:val="left"/>
-              <w:pBdr>
-                <w:bottom w:val="none" w:sz="0" w:space="0" w:color="000000"/>
-                <w:top w:val="none" w:sz="0" w:space="0" w:color="000000"/>
-                <w:left w:val="none" w:sz="0" w:space="0" w:color="000000"/>
-                <w:right w:val="none" w:sz="0" w:space="0" w:color="000000"/>
-              </w:pBdr>
-              <w:spacing w:after="100" w:before="100" w:line="240"/>
-              <w:ind w:left="100" w:right="100" w:firstLine="0" w:firstLineChars="0"/>
-              <w:rPr>
-                <w:rFonts w:ascii="Times New Roman" w:hAnsi="Times New Roman" w:eastAsia="Times New Roman" w:cs="Times New Roman"/>
-                <w:i w:val="false"/>
-                <w:b w:val="false"/>
-                <w:u w:val="none"/>
-                <w:strike w:val="false"/>
-                <w:sz w:val="18"/>
-                <w:szCs w:val="18"/>
-                <w:color w:val="000000"/>
-              </w:rPr>
-            </w:pPr>
-            <w:r>
-              <w:rPr>
-                <w:rFonts w:ascii="Times New Roman" w:hAnsi="Times New Roman" w:eastAsia="Times New Roman" w:cs="Times New Roman"/>
-                <w:i w:val="false"/>
-                <w:b w:val="false"/>
-                <w:u w:val="none"/>
-                <w:strike w:val="false"/>
-                <w:sz w:val="18"/>
-                <w:szCs w:val="18"/>
-                <w:color w:val="000000"/>
-              </w:rPr>
-              <w:t xml:space="preserve">1.08 (0.78–1.51)</w:t>
-            </w:r>
-          </w:p>
-        </w:tc>
-        <w:tc>
-          <w:tcPr>
-            <w:tcBorders>
-              <w:bottom w:val="none" w:sz="0" w:space="0" w:color="000000"/>
-              <w:top w:val="none" w:sz="0" w:space="0" w:color="000000"/>
-              <w:left w:val="none" w:sz="0" w:space="0" w:color="000000"/>
-              <w:right w:val="none" w:sz="0" w:space="0" w:color="000000"/>
-            </w:tcBorders>
-            <w:shd w:val="clear" w:color="auto" w:fill="FFFFFF"/>
-            <w:tcMar>
-              <w:top w:w="0" w:type="dxa"/>
-              <w:bottom w:w="0" w:type="dxa"/>
-              <w:left w:w="0" w:type="dxa"/>
-              <w:right w:w="0" w:type="dxa"/>
-            </w:tcMar>
-            <w:vAlign w:val="center"/>
-          </w:tcPr>
-          <w:p>
-            <w:pPr>
-              <w:pStyle w:val="Normal"/>
-              <w:jc w:val="left"/>
-              <w:pBdr>
-                <w:bottom w:val="none" w:sz="0" w:space="0" w:color="000000"/>
-                <w:top w:val="none" w:sz="0" w:space="0" w:color="000000"/>
-                <w:left w:val="none" w:sz="0" w:space="0" w:color="000000"/>
-                <w:right w:val="none" w:sz="0" w:space="0" w:color="000000"/>
-              </w:pBdr>
-              <w:spacing w:after="100" w:before="100" w:line="240"/>
-              <w:ind w:left="100" w:right="100" w:firstLine="0" w:firstLineChars="0"/>
-              <w:rPr>
-                <w:rFonts w:ascii="Times New Roman" w:hAnsi="Times New Roman" w:eastAsia="Times New Roman" w:cs="Times New Roman"/>
-                <w:i w:val="false"/>
-                <w:b w:val="false"/>
-                <w:u w:val="none"/>
-                <w:strike w:val="false"/>
-                <w:sz w:val="18"/>
-                <w:szCs w:val="18"/>
-                <w:color w:val="000000"/>
-              </w:rPr>
-            </w:pPr>
-            <w:r>
-              <w:rPr>
-                <w:rFonts w:ascii="Times New Roman" w:hAnsi="Times New Roman" w:eastAsia="Times New Roman" w:cs="Times New Roman"/>
-                <w:i w:val="false"/>
-                <w:b w:val="false"/>
-                <w:u w:val="none"/>
-                <w:strike w:val="false"/>
-                <w:sz w:val="18"/>
-                <w:szCs w:val="18"/>
-                <w:color w:val="000000"/>
-              </w:rPr>
-              <w:t xml:space="preserve">0.639</w:t>
+              <w:t xml:space="preserve">60</w:t>
+            </w:r>
+          </w:p>
+        </w:tc>
+        <w:tc>
+          <w:tcPr>
+            <w:tcBorders>
+              <w:bottom w:val="none" w:sz="0" w:space="0" w:color="000000"/>
+              <w:top w:val="none" w:sz="0" w:space="0" w:color="000000"/>
+              <w:left w:val="none" w:sz="0" w:space="0" w:color="000000"/>
+              <w:right w:val="none" w:sz="0" w:space="0" w:color="000000"/>
+            </w:tcBorders>
+            <w:shd w:val="clear" w:color="auto" w:fill="FFFFFF"/>
+            <w:tcMar>
+              <w:top w:w="0" w:type="dxa"/>
+              <w:bottom w:w="0" w:type="dxa"/>
+              <w:left w:w="0" w:type="dxa"/>
+              <w:right w:w="0" w:type="dxa"/>
+            </w:tcMar>
+            <w:vAlign w:val="center"/>
+          </w:tcPr>
+          <w:p>
+            <w:pPr>
+              <w:pStyle w:val="Normal"/>
+              <w:jc w:val="left"/>
+              <w:pBdr>
+                <w:bottom w:val="none" w:sz="0" w:space="0" w:color="000000"/>
+                <w:top w:val="none" w:sz="0" w:space="0" w:color="000000"/>
+                <w:left w:val="none" w:sz="0" w:space="0" w:color="000000"/>
+                <w:right w:val="none" w:sz="0" w:space="0" w:color="000000"/>
+              </w:pBdr>
+              <w:spacing w:after="100" w:before="100" w:line="240"/>
+              <w:ind w:left="100" w:right="100" w:firstLine="0" w:firstLineChars="0"/>
+              <w:rPr>
+                <w:rFonts w:ascii="Times New Roman" w:hAnsi="Times New Roman" w:eastAsia="Times New Roman" w:cs="Times New Roman"/>
+                <w:i w:val="false"/>
+                <w:b w:val="false"/>
+                <w:u w:val="none"/>
+                <w:strike w:val="false"/>
+                <w:sz w:val="18"/>
+                <w:szCs w:val="18"/>
+                <w:color w:val="000000"/>
+              </w:rPr>
+            </w:pPr>
+            <w:r>
+              <w:rPr>
+                <w:rFonts w:ascii="Times New Roman" w:hAnsi="Times New Roman" w:eastAsia="Times New Roman" w:cs="Times New Roman"/>
+                <w:i w:val="false"/>
+                <w:b w:val="false"/>
+                <w:u w:val="none"/>
+                <w:strike w:val="false"/>
+                <w:sz w:val="18"/>
+                <w:szCs w:val="18"/>
+                <w:color w:val="000000"/>
+              </w:rPr>
+              <w:t xml:space="preserve">0.74 (0.53–1.03)</w:t>
+            </w:r>
+          </w:p>
+        </w:tc>
+        <w:tc>
+          <w:tcPr>
+            <w:tcBorders>
+              <w:bottom w:val="none" w:sz="0" w:space="0" w:color="000000"/>
+              <w:top w:val="none" w:sz="0" w:space="0" w:color="000000"/>
+              <w:left w:val="none" w:sz="0" w:space="0" w:color="000000"/>
+              <w:right w:val="none" w:sz="0" w:space="0" w:color="000000"/>
+            </w:tcBorders>
+            <w:shd w:val="clear" w:color="auto" w:fill="FFFFFF"/>
+            <w:tcMar>
+              <w:top w:w="0" w:type="dxa"/>
+              <w:bottom w:w="0" w:type="dxa"/>
+              <w:left w:w="0" w:type="dxa"/>
+              <w:right w:w="0" w:type="dxa"/>
+            </w:tcMar>
+            <w:vAlign w:val="center"/>
+          </w:tcPr>
+          <w:p>
+            <w:pPr>
+              <w:pStyle w:val="Normal"/>
+              <w:jc w:val="left"/>
+              <w:pBdr>
+                <w:bottom w:val="none" w:sz="0" w:space="0" w:color="000000"/>
+                <w:top w:val="none" w:sz="0" w:space="0" w:color="000000"/>
+                <w:left w:val="none" w:sz="0" w:space="0" w:color="000000"/>
+                <w:right w:val="none" w:sz="0" w:space="0" w:color="000000"/>
+              </w:pBdr>
+              <w:spacing w:after="100" w:before="100" w:line="240"/>
+              <w:ind w:left="100" w:right="100" w:firstLine="0" w:firstLineChars="0"/>
+              <w:rPr>
+                <w:rFonts w:ascii="Times New Roman" w:hAnsi="Times New Roman" w:eastAsia="Times New Roman" w:cs="Times New Roman"/>
+                <w:i w:val="false"/>
+                <w:b w:val="false"/>
+                <w:u w:val="none"/>
+                <w:strike w:val="false"/>
+                <w:sz w:val="18"/>
+                <w:szCs w:val="18"/>
+                <w:color w:val="000000"/>
+              </w:rPr>
+            </w:pPr>
+            <w:r>
+              <w:rPr>
+                <w:rFonts w:ascii="Times New Roman" w:hAnsi="Times New Roman" w:eastAsia="Times New Roman" w:cs="Times New Roman"/>
+                <w:i w:val="false"/>
+                <w:b w:val="false"/>
+                <w:u w:val="none"/>
+                <w:strike w:val="false"/>
+                <w:sz w:val="18"/>
+                <w:szCs w:val="18"/>
+                <w:color w:val="000000"/>
+              </w:rPr>
+              <w:t xml:space="preserve">0.074</w:t>
             </w:r>
           </w:p>
         </w:tc>
@@ -1490,7 +1490,7 @@
                 <w:szCs w:val="18"/>
                 <w:color w:val="000000"/>
               </w:rPr>
-              <w:t xml:space="preserve">MS4A1 expression, log2 (per 1 unit)</w:t>
+              <w:t xml:space="preserve">ROCK2 expression, log2 (per 1 unit)</w:t>
             </w:r>
           </w:p>
         </w:tc>
@@ -1710,62 +1710,62 @@
                 <w:szCs w:val="18"/>
                 <w:color w:val="000000"/>
               </w:rPr>
-              <w:t xml:space="preserve">0.96 (0.85–1.10)</w:t>
-            </w:r>
-          </w:p>
-        </w:tc>
-        <w:tc>
-          <w:tcPr>
-            <w:tcBorders>
-              <w:bottom w:val="none" w:sz="0" w:space="0" w:color="000000"/>
-              <w:top w:val="none" w:sz="0" w:space="0" w:color="000000"/>
-              <w:left w:val="none" w:sz="0" w:space="0" w:color="000000"/>
-              <w:right w:val="none" w:sz="0" w:space="0" w:color="000000"/>
-            </w:tcBorders>
-            <w:shd w:val="clear" w:color="auto" w:fill="FFFFFF"/>
-            <w:tcMar>
-              <w:top w:w="0" w:type="dxa"/>
-              <w:bottom w:w="0" w:type="dxa"/>
-              <w:left w:w="0" w:type="dxa"/>
-              <w:right w:w="0" w:type="dxa"/>
-            </w:tcMar>
-            <w:vAlign w:val="center"/>
-          </w:tcPr>
-          <w:p>
-            <w:pPr>
-              <w:pStyle w:val="Normal"/>
-              <w:jc w:val="left"/>
-              <w:pBdr>
-                <w:bottom w:val="none" w:sz="0" w:space="0" w:color="000000"/>
-                <w:top w:val="none" w:sz="0" w:space="0" w:color="000000"/>
-                <w:left w:val="none" w:sz="0" w:space="0" w:color="000000"/>
-                <w:right w:val="none" w:sz="0" w:space="0" w:color="000000"/>
-              </w:pBdr>
-              <w:spacing w:after="100" w:before="100" w:line="240"/>
-              <w:ind w:left="100" w:right="100" w:firstLine="0" w:firstLineChars="0"/>
-              <w:rPr>
-                <w:rFonts w:ascii="Times New Roman" w:hAnsi="Times New Roman" w:eastAsia="Times New Roman" w:cs="Times New Roman"/>
-                <w:i w:val="false"/>
-                <w:b w:val="false"/>
-                <w:u w:val="none"/>
-                <w:strike w:val="false"/>
-                <w:sz w:val="18"/>
-                <w:szCs w:val="18"/>
-                <w:color w:val="000000"/>
-              </w:rPr>
-            </w:pPr>
-            <w:r>
-              <w:rPr>
-                <w:rFonts w:ascii="Times New Roman" w:hAnsi="Times New Roman" w:eastAsia="Times New Roman" w:cs="Times New Roman"/>
-                <w:i w:val="false"/>
-                <w:b w:val="false"/>
-                <w:u w:val="none"/>
-                <w:strike w:val="false"/>
-                <w:sz w:val="18"/>
-                <w:szCs w:val="18"/>
-                <w:color w:val="000000"/>
-              </w:rPr>
-              <w:t xml:space="preserve">0.580</w:t>
+              <w:t xml:space="preserve">0.86 (0.68–1.07)</w:t>
+            </w:r>
+          </w:p>
+        </w:tc>
+        <w:tc>
+          <w:tcPr>
+            <w:tcBorders>
+              <w:bottom w:val="none" w:sz="0" w:space="0" w:color="000000"/>
+              <w:top w:val="none" w:sz="0" w:space="0" w:color="000000"/>
+              <w:left w:val="none" w:sz="0" w:space="0" w:color="000000"/>
+              <w:right w:val="none" w:sz="0" w:space="0" w:color="000000"/>
+            </w:tcBorders>
+            <w:shd w:val="clear" w:color="auto" w:fill="FFFFFF"/>
+            <w:tcMar>
+              <w:top w:w="0" w:type="dxa"/>
+              <w:bottom w:w="0" w:type="dxa"/>
+              <w:left w:w="0" w:type="dxa"/>
+              <w:right w:w="0" w:type="dxa"/>
+            </w:tcMar>
+            <w:vAlign w:val="center"/>
+          </w:tcPr>
+          <w:p>
+            <w:pPr>
+              <w:pStyle w:val="Normal"/>
+              <w:jc w:val="left"/>
+              <w:pBdr>
+                <w:bottom w:val="none" w:sz="0" w:space="0" w:color="000000"/>
+                <w:top w:val="none" w:sz="0" w:space="0" w:color="000000"/>
+                <w:left w:val="none" w:sz="0" w:space="0" w:color="000000"/>
+                <w:right w:val="none" w:sz="0" w:space="0" w:color="000000"/>
+              </w:pBdr>
+              <w:spacing w:after="100" w:before="100" w:line="240"/>
+              <w:ind w:left="100" w:right="100" w:firstLine="0" w:firstLineChars="0"/>
+              <w:rPr>
+                <w:rFonts w:ascii="Times New Roman" w:hAnsi="Times New Roman" w:eastAsia="Times New Roman" w:cs="Times New Roman"/>
+                <w:i w:val="false"/>
+                <w:b w:val="false"/>
+                <w:u w:val="none"/>
+                <w:strike w:val="false"/>
+                <w:sz w:val="18"/>
+                <w:szCs w:val="18"/>
+                <w:color w:val="000000"/>
+              </w:rPr>
+            </w:pPr>
+            <w:r>
+              <w:rPr>
+                <w:rFonts w:ascii="Times New Roman" w:hAnsi="Times New Roman" w:eastAsia="Times New Roman" w:cs="Times New Roman"/>
+                <w:i w:val="false"/>
+                <w:b w:val="false"/>
+                <w:u w:val="none"/>
+                <w:strike w:val="false"/>
+                <w:sz w:val="18"/>
+                <w:szCs w:val="18"/>
+                <w:color w:val="000000"/>
+              </w:rPr>
+              <w:t xml:space="preserve">0.174</w:t>
             </w:r>
           </w:p>
         </w:tc>
@@ -1935,7 +1935,7 @@
                 <w:szCs w:val="18"/>
                 <w:color w:val="000000"/>
               </w:rPr>
-              <w:t xml:space="preserve">MS4A1 expression</w:t>
+              <w:t xml:space="preserve">ROCK2 expression</w:t>
             </w:r>
           </w:p>
         </w:tc>
@@ -2045,7 +2045,7 @@
                 <w:szCs w:val="18"/>
                 <w:color w:val="000000"/>
               </w:rPr>
-              <w:t xml:space="preserve">249</w:t>
+              <w:t xml:space="preserve">248</w:t>
             </w:r>
           </w:p>
         </w:tc>
@@ -2100,7 +2100,7 @@
                 <w:szCs w:val="18"/>
                 <w:color w:val="000000"/>
               </w:rPr>
-              <w:t xml:space="preserve">69</w:t>
+              <w:t xml:space="preserve">80</w:t>
             </w:r>
           </w:p>
         </w:tc>
@@ -2490,7 +2490,7 @@
                 <w:szCs w:val="18"/>
                 <w:color w:val="000000"/>
               </w:rPr>
-              <w:t xml:space="preserve">243</w:t>
+              <w:t xml:space="preserve">244</w:t>
             </w:r>
           </w:p>
         </w:tc>
@@ -2545,117 +2545,117 @@
                 <w:szCs w:val="18"/>
                 <w:color w:val="000000"/>
               </w:rPr>
-              <w:t xml:space="preserve">71</w:t>
-            </w:r>
-          </w:p>
-        </w:tc>
-        <w:tc>
-          <w:tcPr>
-            <w:tcBorders>
-              <w:bottom w:val="none" w:sz="0" w:space="0" w:color="000000"/>
-              <w:top w:val="none" w:sz="0" w:space="0" w:color="000000"/>
-              <w:left w:val="none" w:sz="0" w:space="0" w:color="000000"/>
-              <w:right w:val="none" w:sz="0" w:space="0" w:color="000000"/>
-            </w:tcBorders>
-            <w:shd w:val="clear" w:color="auto" w:fill="FFFFFF"/>
-            <w:tcMar>
-              <w:top w:w="0" w:type="dxa"/>
-              <w:bottom w:w="0" w:type="dxa"/>
-              <w:left w:w="0" w:type="dxa"/>
-              <w:right w:w="0" w:type="dxa"/>
-            </w:tcMar>
-            <w:vAlign w:val="center"/>
-          </w:tcPr>
-          <w:p>
-            <w:pPr>
-              <w:pStyle w:val="Normal"/>
-              <w:jc w:val="left"/>
-              <w:pBdr>
-                <w:bottom w:val="none" w:sz="0" w:space="0" w:color="000000"/>
-                <w:top w:val="none" w:sz="0" w:space="0" w:color="000000"/>
-                <w:left w:val="none" w:sz="0" w:space="0" w:color="000000"/>
-                <w:right w:val="none" w:sz="0" w:space="0" w:color="000000"/>
-              </w:pBdr>
-              <w:spacing w:after="100" w:before="100" w:line="240"/>
-              <w:ind w:left="100" w:right="100" w:firstLine="0" w:firstLineChars="0"/>
-              <w:rPr>
-                <w:rFonts w:ascii="Times New Roman" w:hAnsi="Times New Roman" w:eastAsia="Times New Roman" w:cs="Times New Roman"/>
-                <w:i w:val="false"/>
-                <w:b w:val="false"/>
-                <w:u w:val="none"/>
-                <w:strike w:val="false"/>
-                <w:sz w:val="18"/>
-                <w:szCs w:val="18"/>
-                <w:color w:val="000000"/>
-              </w:rPr>
-            </w:pPr>
-            <w:r>
-              <w:rPr>
-                <w:rFonts w:ascii="Times New Roman" w:hAnsi="Times New Roman" w:eastAsia="Times New Roman" w:cs="Times New Roman"/>
-                <w:i w:val="false"/>
-                <w:b w:val="false"/>
-                <w:u w:val="none"/>
-                <w:strike w:val="false"/>
-                <w:sz w:val="18"/>
-                <w:szCs w:val="18"/>
-                <w:color w:val="000000"/>
-              </w:rPr>
-              <w:t xml:space="preserve">1.11 (0.80–1.55)</w:t>
-            </w:r>
-          </w:p>
-        </w:tc>
-        <w:tc>
-          <w:tcPr>
-            <w:tcBorders>
-              <w:bottom w:val="none" w:sz="0" w:space="0" w:color="000000"/>
-              <w:top w:val="none" w:sz="0" w:space="0" w:color="000000"/>
-              <w:left w:val="none" w:sz="0" w:space="0" w:color="000000"/>
-              <w:right w:val="none" w:sz="0" w:space="0" w:color="000000"/>
-            </w:tcBorders>
-            <w:shd w:val="clear" w:color="auto" w:fill="FFFFFF"/>
-            <w:tcMar>
-              <w:top w:w="0" w:type="dxa"/>
-              <w:bottom w:w="0" w:type="dxa"/>
-              <w:left w:w="0" w:type="dxa"/>
-              <w:right w:w="0" w:type="dxa"/>
-            </w:tcMar>
-            <w:vAlign w:val="center"/>
-          </w:tcPr>
-          <w:p>
-            <w:pPr>
-              <w:pStyle w:val="Normal"/>
-              <w:jc w:val="left"/>
-              <w:pBdr>
-                <w:bottom w:val="none" w:sz="0" w:space="0" w:color="000000"/>
-                <w:top w:val="none" w:sz="0" w:space="0" w:color="000000"/>
-                <w:left w:val="none" w:sz="0" w:space="0" w:color="000000"/>
-                <w:right w:val="none" w:sz="0" w:space="0" w:color="000000"/>
-              </w:pBdr>
-              <w:spacing w:after="100" w:before="100" w:line="240"/>
-              <w:ind w:left="100" w:right="100" w:firstLine="0" w:firstLineChars="0"/>
-              <w:rPr>
-                <w:rFonts w:ascii="Times New Roman" w:hAnsi="Times New Roman" w:eastAsia="Times New Roman" w:cs="Times New Roman"/>
-                <w:i w:val="false"/>
-                <w:b w:val="false"/>
-                <w:u w:val="none"/>
-                <w:strike w:val="false"/>
-                <w:sz w:val="18"/>
-                <w:szCs w:val="18"/>
-                <w:color w:val="000000"/>
-              </w:rPr>
-            </w:pPr>
-            <w:r>
-              <w:rPr>
-                <w:rFonts w:ascii="Times New Roman" w:hAnsi="Times New Roman" w:eastAsia="Times New Roman" w:cs="Times New Roman"/>
-                <w:i w:val="false"/>
-                <w:b w:val="false"/>
-                <w:u w:val="none"/>
-                <w:strike w:val="false"/>
-                <w:sz w:val="18"/>
-                <w:szCs w:val="18"/>
-                <w:color w:val="000000"/>
-              </w:rPr>
-              <w:t xml:space="preserve">0.528</w:t>
+              <w:t xml:space="preserve">60</w:t>
+            </w:r>
+          </w:p>
+        </w:tc>
+        <w:tc>
+          <w:tcPr>
+            <w:tcBorders>
+              <w:bottom w:val="none" w:sz="0" w:space="0" w:color="000000"/>
+              <w:top w:val="none" w:sz="0" w:space="0" w:color="000000"/>
+              <w:left w:val="none" w:sz="0" w:space="0" w:color="000000"/>
+              <w:right w:val="none" w:sz="0" w:space="0" w:color="000000"/>
+            </w:tcBorders>
+            <w:shd w:val="clear" w:color="auto" w:fill="FFFFFF"/>
+            <w:tcMar>
+              <w:top w:w="0" w:type="dxa"/>
+              <w:bottom w:w="0" w:type="dxa"/>
+              <w:left w:w="0" w:type="dxa"/>
+              <w:right w:w="0" w:type="dxa"/>
+            </w:tcMar>
+            <w:vAlign w:val="center"/>
+          </w:tcPr>
+          <w:p>
+            <w:pPr>
+              <w:pStyle w:val="Normal"/>
+              <w:jc w:val="left"/>
+              <w:pBdr>
+                <w:bottom w:val="none" w:sz="0" w:space="0" w:color="000000"/>
+                <w:top w:val="none" w:sz="0" w:space="0" w:color="000000"/>
+                <w:left w:val="none" w:sz="0" w:space="0" w:color="000000"/>
+                <w:right w:val="none" w:sz="0" w:space="0" w:color="000000"/>
+              </w:pBdr>
+              <w:spacing w:after="100" w:before="100" w:line="240"/>
+              <w:ind w:left="100" w:right="100" w:firstLine="0" w:firstLineChars="0"/>
+              <w:rPr>
+                <w:rFonts w:ascii="Times New Roman" w:hAnsi="Times New Roman" w:eastAsia="Times New Roman" w:cs="Times New Roman"/>
+                <w:i w:val="false"/>
+                <w:b w:val="false"/>
+                <w:u w:val="none"/>
+                <w:strike w:val="false"/>
+                <w:sz w:val="18"/>
+                <w:szCs w:val="18"/>
+                <w:color w:val="000000"/>
+              </w:rPr>
+            </w:pPr>
+            <w:r>
+              <w:rPr>
+                <w:rFonts w:ascii="Times New Roman" w:hAnsi="Times New Roman" w:eastAsia="Times New Roman" w:cs="Times New Roman"/>
+                <w:i w:val="false"/>
+                <w:b w:val="false"/>
+                <w:u w:val="none"/>
+                <w:strike w:val="false"/>
+                <w:sz w:val="18"/>
+                <w:szCs w:val="18"/>
+                <w:color w:val="000000"/>
+              </w:rPr>
+              <w:t xml:space="preserve">0.74 (0.53–1.03)</w:t>
+            </w:r>
+          </w:p>
+        </w:tc>
+        <w:tc>
+          <w:tcPr>
+            <w:tcBorders>
+              <w:bottom w:val="none" w:sz="0" w:space="0" w:color="000000"/>
+              <w:top w:val="none" w:sz="0" w:space="0" w:color="000000"/>
+              <w:left w:val="none" w:sz="0" w:space="0" w:color="000000"/>
+              <w:right w:val="none" w:sz="0" w:space="0" w:color="000000"/>
+            </w:tcBorders>
+            <w:shd w:val="clear" w:color="auto" w:fill="FFFFFF"/>
+            <w:tcMar>
+              <w:top w:w="0" w:type="dxa"/>
+              <w:bottom w:w="0" w:type="dxa"/>
+              <w:left w:w="0" w:type="dxa"/>
+              <w:right w:w="0" w:type="dxa"/>
+            </w:tcMar>
+            <w:vAlign w:val="center"/>
+          </w:tcPr>
+          <w:p>
+            <w:pPr>
+              <w:pStyle w:val="Normal"/>
+              <w:jc w:val="left"/>
+              <w:pBdr>
+                <w:bottom w:val="none" w:sz="0" w:space="0" w:color="000000"/>
+                <w:top w:val="none" w:sz="0" w:space="0" w:color="000000"/>
+                <w:left w:val="none" w:sz="0" w:space="0" w:color="000000"/>
+                <w:right w:val="none" w:sz="0" w:space="0" w:color="000000"/>
+              </w:pBdr>
+              <w:spacing w:after="100" w:before="100" w:line="240"/>
+              <w:ind w:left="100" w:right="100" w:firstLine="0" w:firstLineChars="0"/>
+              <w:rPr>
+                <w:rFonts w:ascii="Times New Roman" w:hAnsi="Times New Roman" w:eastAsia="Times New Roman" w:cs="Times New Roman"/>
+                <w:i w:val="false"/>
+                <w:b w:val="false"/>
+                <w:u w:val="none"/>
+                <w:strike w:val="false"/>
+                <w:sz w:val="18"/>
+                <w:szCs w:val="18"/>
+                <w:color w:val="000000"/>
+              </w:rPr>
+            </w:pPr>
+            <w:r>
+              <w:rPr>
+                <w:rFonts w:ascii="Times New Roman" w:hAnsi="Times New Roman" w:eastAsia="Times New Roman" w:cs="Times New Roman"/>
+                <w:i w:val="false"/>
+                <w:b w:val="false"/>
+                <w:u w:val="none"/>
+                <w:strike w:val="false"/>
+                <w:sz w:val="18"/>
+                <w:szCs w:val="18"/>
+                <w:color w:val="000000"/>
+              </w:rPr>
+              <w:t xml:space="preserve">0.073</w:t>
             </w:r>
           </w:p>
         </w:tc>
@@ -3045,62 +3045,62 @@
                 <w:szCs w:val="18"/>
                 <w:color w:val="000000"/>
               </w:rPr>
-              <w:t xml:space="preserve">1.10 (0.96–1.26)</w:t>
-            </w:r>
-          </w:p>
-        </w:tc>
-        <w:tc>
-          <w:tcPr>
-            <w:tcBorders>
-              <w:bottom w:val="none" w:sz="0" w:space="0" w:color="000000"/>
-              <w:top w:val="none" w:sz="0" w:space="0" w:color="000000"/>
-              <w:left w:val="none" w:sz="0" w:space="0" w:color="000000"/>
-              <w:right w:val="none" w:sz="0" w:space="0" w:color="000000"/>
-            </w:tcBorders>
-            <w:shd w:val="clear" w:color="auto" w:fill="FFFFFF"/>
-            <w:tcMar>
-              <w:top w:w="0" w:type="dxa"/>
-              <w:bottom w:w="0" w:type="dxa"/>
-              <w:left w:w="0" w:type="dxa"/>
-              <w:right w:w="0" w:type="dxa"/>
-            </w:tcMar>
-            <w:vAlign w:val="center"/>
-          </w:tcPr>
-          <w:p>
-            <w:pPr>
-              <w:pStyle w:val="Normal"/>
-              <w:jc w:val="left"/>
-              <w:pBdr>
-                <w:bottom w:val="none" w:sz="0" w:space="0" w:color="000000"/>
-                <w:top w:val="none" w:sz="0" w:space="0" w:color="000000"/>
-                <w:left w:val="none" w:sz="0" w:space="0" w:color="000000"/>
-                <w:right w:val="none" w:sz="0" w:space="0" w:color="000000"/>
-              </w:pBdr>
-              <w:spacing w:after="100" w:before="100" w:line="240"/>
-              <w:ind w:left="100" w:right="100" w:firstLine="0" w:firstLineChars="0"/>
-              <w:rPr>
-                <w:rFonts w:ascii="Times New Roman" w:hAnsi="Times New Roman" w:eastAsia="Times New Roman" w:cs="Times New Roman"/>
-                <w:i w:val="false"/>
-                <w:b w:val="false"/>
-                <w:u w:val="none"/>
-                <w:strike w:val="false"/>
-                <w:sz w:val="18"/>
-                <w:szCs w:val="18"/>
-                <w:color w:val="000000"/>
-              </w:rPr>
-            </w:pPr>
-            <w:r>
-              <w:rPr>
-                <w:rFonts w:ascii="Times New Roman" w:hAnsi="Times New Roman" w:eastAsia="Times New Roman" w:cs="Times New Roman"/>
-                <w:i w:val="false"/>
-                <w:b w:val="false"/>
-                <w:u w:val="none"/>
-                <w:strike w:val="false"/>
-                <w:sz w:val="18"/>
-                <w:szCs w:val="18"/>
-                <w:color w:val="000000"/>
-              </w:rPr>
-              <w:t xml:space="preserve">0.159</w:t>
+              <w:t xml:space="preserve">1.10 (0.96–1.25)</w:t>
+            </w:r>
+          </w:p>
+        </w:tc>
+        <w:tc>
+          <w:tcPr>
+            <w:tcBorders>
+              <w:bottom w:val="none" w:sz="0" w:space="0" w:color="000000"/>
+              <w:top w:val="none" w:sz="0" w:space="0" w:color="000000"/>
+              <w:left w:val="none" w:sz="0" w:space="0" w:color="000000"/>
+              <w:right w:val="none" w:sz="0" w:space="0" w:color="000000"/>
+            </w:tcBorders>
+            <w:shd w:val="clear" w:color="auto" w:fill="FFFFFF"/>
+            <w:tcMar>
+              <w:top w:w="0" w:type="dxa"/>
+              <w:bottom w:w="0" w:type="dxa"/>
+              <w:left w:w="0" w:type="dxa"/>
+              <w:right w:w="0" w:type="dxa"/>
+            </w:tcMar>
+            <w:vAlign w:val="center"/>
+          </w:tcPr>
+          <w:p>
+            <w:pPr>
+              <w:pStyle w:val="Normal"/>
+              <w:jc w:val="left"/>
+              <w:pBdr>
+                <w:bottom w:val="none" w:sz="0" w:space="0" w:color="000000"/>
+                <w:top w:val="none" w:sz="0" w:space="0" w:color="000000"/>
+                <w:left w:val="none" w:sz="0" w:space="0" w:color="000000"/>
+                <w:right w:val="none" w:sz="0" w:space="0" w:color="000000"/>
+              </w:pBdr>
+              <w:spacing w:after="100" w:before="100" w:line="240"/>
+              <w:ind w:left="100" w:right="100" w:firstLine="0" w:firstLineChars="0"/>
+              <w:rPr>
+                <w:rFonts w:ascii="Times New Roman" w:hAnsi="Times New Roman" w:eastAsia="Times New Roman" w:cs="Times New Roman"/>
+                <w:i w:val="false"/>
+                <w:b w:val="false"/>
+                <w:u w:val="none"/>
+                <w:strike w:val="false"/>
+                <w:sz w:val="18"/>
+                <w:szCs w:val="18"/>
+                <w:color w:val="000000"/>
+              </w:rPr>
+            </w:pPr>
+            <w:r>
+              <w:rPr>
+                <w:rFonts w:ascii="Times New Roman" w:hAnsi="Times New Roman" w:eastAsia="Times New Roman" w:cs="Times New Roman"/>
+                <w:i w:val="false"/>
+                <w:b w:val="false"/>
+                <w:u w:val="none"/>
+                <w:strike w:val="false"/>
+                <w:sz w:val="18"/>
+                <w:szCs w:val="18"/>
+                <w:color w:val="000000"/>
+              </w:rPr>
+              <w:t xml:space="preserve">0.167</w:t>
             </w:r>
           </w:p>
         </w:tc>
@@ -3935,62 +3935,62 @@
                 <w:szCs w:val="18"/>
                 <w:color w:val="000000"/>
               </w:rPr>
-              <w:t xml:space="preserve">0.70 (0.50–0.99)</w:t>
-            </w:r>
-          </w:p>
-        </w:tc>
-        <w:tc>
-          <w:tcPr>
-            <w:tcBorders>
-              <w:bottom w:val="none" w:sz="0" w:space="0" w:color="000000"/>
-              <w:top w:val="none" w:sz="0" w:space="0" w:color="000000"/>
-              <w:left w:val="none" w:sz="0" w:space="0" w:color="000000"/>
-              <w:right w:val="none" w:sz="0" w:space="0" w:color="000000"/>
-            </w:tcBorders>
-            <w:shd w:val="clear" w:color="auto" w:fill="FFFFFF"/>
-            <w:tcMar>
-              <w:top w:w="0" w:type="dxa"/>
-              <w:bottom w:w="0" w:type="dxa"/>
-              <w:left w:w="0" w:type="dxa"/>
-              <w:right w:w="0" w:type="dxa"/>
-            </w:tcMar>
-            <w:vAlign w:val="center"/>
-          </w:tcPr>
-          <w:p>
-            <w:pPr>
-              <w:pStyle w:val="Normal"/>
-              <w:jc w:val="left"/>
-              <w:pBdr>
-                <w:bottom w:val="none" w:sz="0" w:space="0" w:color="000000"/>
-                <w:top w:val="none" w:sz="0" w:space="0" w:color="000000"/>
-                <w:left w:val="none" w:sz="0" w:space="0" w:color="000000"/>
-                <w:right w:val="none" w:sz="0" w:space="0" w:color="000000"/>
-              </w:pBdr>
-              <w:spacing w:after="100" w:before="100" w:line="240"/>
-              <w:ind w:left="100" w:right="100" w:firstLine="0" w:firstLineChars="0"/>
-              <w:rPr>
-                <w:rFonts w:ascii="Times New Roman" w:hAnsi="Times New Roman" w:eastAsia="Times New Roman" w:cs="Times New Roman"/>
-                <w:i w:val="false"/>
-                <w:b w:val="false"/>
-                <w:u w:val="none"/>
-                <w:strike w:val="false"/>
-                <w:sz w:val="18"/>
-                <w:szCs w:val="18"/>
-                <w:color w:val="000000"/>
-              </w:rPr>
-            </w:pPr>
-            <w:r>
-              <w:rPr>
-                <w:rFonts w:ascii="Times New Roman" w:hAnsi="Times New Roman" w:eastAsia="Times New Roman" w:cs="Times New Roman"/>
-                <w:i w:val="false"/>
-                <w:b w:val="false"/>
-                <w:u w:val="none"/>
-                <w:strike w:val="false"/>
-                <w:sz w:val="18"/>
-                <w:szCs w:val="18"/>
-                <w:color w:val="000000"/>
-              </w:rPr>
-              <w:t xml:space="preserve">0.042</w:t>
+              <w:t xml:space="preserve">0.69 (0.49–0.98)</w:t>
+            </w:r>
+          </w:p>
+        </w:tc>
+        <w:tc>
+          <w:tcPr>
+            <w:tcBorders>
+              <w:bottom w:val="none" w:sz="0" w:space="0" w:color="000000"/>
+              <w:top w:val="none" w:sz="0" w:space="0" w:color="000000"/>
+              <w:left w:val="none" w:sz="0" w:space="0" w:color="000000"/>
+              <w:right w:val="none" w:sz="0" w:space="0" w:color="000000"/>
+            </w:tcBorders>
+            <w:shd w:val="clear" w:color="auto" w:fill="FFFFFF"/>
+            <w:tcMar>
+              <w:top w:w="0" w:type="dxa"/>
+              <w:bottom w:w="0" w:type="dxa"/>
+              <w:left w:w="0" w:type="dxa"/>
+              <w:right w:w="0" w:type="dxa"/>
+            </w:tcMar>
+            <w:vAlign w:val="center"/>
+          </w:tcPr>
+          <w:p>
+            <w:pPr>
+              <w:pStyle w:val="Normal"/>
+              <w:jc w:val="left"/>
+              <w:pBdr>
+                <w:bottom w:val="none" w:sz="0" w:space="0" w:color="000000"/>
+                <w:top w:val="none" w:sz="0" w:space="0" w:color="000000"/>
+                <w:left w:val="none" w:sz="0" w:space="0" w:color="000000"/>
+                <w:right w:val="none" w:sz="0" w:space="0" w:color="000000"/>
+              </w:pBdr>
+              <w:spacing w:after="100" w:before="100" w:line="240"/>
+              <w:ind w:left="100" w:right="100" w:firstLine="0" w:firstLineChars="0"/>
+              <w:rPr>
+                <w:rFonts w:ascii="Times New Roman" w:hAnsi="Times New Roman" w:eastAsia="Times New Roman" w:cs="Times New Roman"/>
+                <w:i w:val="false"/>
+                <w:b w:val="false"/>
+                <w:u w:val="none"/>
+                <w:strike w:val="false"/>
+                <w:sz w:val="18"/>
+                <w:szCs w:val="18"/>
+                <w:color w:val="000000"/>
+              </w:rPr>
+            </w:pPr>
+            <w:r>
+              <w:rPr>
+                <w:rFonts w:ascii="Times New Roman" w:hAnsi="Times New Roman" w:eastAsia="Times New Roman" w:cs="Times New Roman"/>
+                <w:i w:val="false"/>
+                <w:b w:val="false"/>
+                <w:u w:val="none"/>
+                <w:strike w:val="false"/>
+                <w:sz w:val="18"/>
+                <w:szCs w:val="18"/>
+                <w:color w:val="000000"/>
+              </w:rPr>
+              <w:t xml:space="preserve">0.036</w:t>
             </w:r>
           </w:p>
         </w:tc>
@@ -4825,62 +4825,62 @@
                 <w:szCs w:val="18"/>
                 <w:color w:val="000000"/>
               </w:rPr>
-              <w:t xml:space="preserve">7.17 (0.99–51.85)</w:t>
-            </w:r>
-          </w:p>
-        </w:tc>
-        <w:tc>
-          <w:tcPr>
-            <w:tcBorders>
-              <w:bottom w:val="none" w:sz="0" w:space="0" w:color="000000"/>
-              <w:top w:val="none" w:sz="0" w:space="0" w:color="000000"/>
-              <w:left w:val="none" w:sz="0" w:space="0" w:color="000000"/>
-              <w:right w:val="none" w:sz="0" w:space="0" w:color="000000"/>
-            </w:tcBorders>
-            <w:shd w:val="clear" w:color="auto" w:fill="FFFFFF"/>
-            <w:tcMar>
-              <w:top w:w="0" w:type="dxa"/>
-              <w:bottom w:w="0" w:type="dxa"/>
-              <w:left w:w="0" w:type="dxa"/>
-              <w:right w:w="0" w:type="dxa"/>
-            </w:tcMar>
-            <w:vAlign w:val="center"/>
-          </w:tcPr>
-          <w:p>
-            <w:pPr>
-              <w:pStyle w:val="Normal"/>
-              <w:jc w:val="left"/>
-              <w:pBdr>
-                <w:bottom w:val="none" w:sz="0" w:space="0" w:color="000000"/>
-                <w:top w:val="none" w:sz="0" w:space="0" w:color="000000"/>
-                <w:left w:val="none" w:sz="0" w:space="0" w:color="000000"/>
-                <w:right w:val="none" w:sz="0" w:space="0" w:color="000000"/>
-              </w:pBdr>
-              <w:spacing w:after="100" w:before="100" w:line="240"/>
-              <w:ind w:left="100" w:right="100" w:firstLine="0" w:firstLineChars="0"/>
-              <w:rPr>
-                <w:rFonts w:ascii="Times New Roman" w:hAnsi="Times New Roman" w:eastAsia="Times New Roman" w:cs="Times New Roman"/>
-                <w:i w:val="false"/>
-                <w:b w:val="false"/>
-                <w:u w:val="none"/>
-                <w:strike w:val="false"/>
-                <w:sz w:val="18"/>
-                <w:szCs w:val="18"/>
-                <w:color w:val="000000"/>
-              </w:rPr>
-            </w:pPr>
-            <w:r>
-              <w:rPr>
-                <w:rFonts w:ascii="Times New Roman" w:hAnsi="Times New Roman" w:eastAsia="Times New Roman" w:cs="Times New Roman"/>
-                <w:i w:val="false"/>
-                <w:b w:val="false"/>
-                <w:u w:val="none"/>
-                <w:strike w:val="false"/>
-                <w:sz w:val="18"/>
-                <w:szCs w:val="18"/>
-                <w:color w:val="000000"/>
-              </w:rPr>
-              <w:t xml:space="preserve">0.051</w:t>
+              <w:t xml:space="preserve">6.82 (0.94–49.25)</w:t>
+            </w:r>
+          </w:p>
+        </w:tc>
+        <w:tc>
+          <w:tcPr>
+            <w:tcBorders>
+              <w:bottom w:val="none" w:sz="0" w:space="0" w:color="000000"/>
+              <w:top w:val="none" w:sz="0" w:space="0" w:color="000000"/>
+              <w:left w:val="none" w:sz="0" w:space="0" w:color="000000"/>
+              <w:right w:val="none" w:sz="0" w:space="0" w:color="000000"/>
+            </w:tcBorders>
+            <w:shd w:val="clear" w:color="auto" w:fill="FFFFFF"/>
+            <w:tcMar>
+              <w:top w:w="0" w:type="dxa"/>
+              <w:bottom w:w="0" w:type="dxa"/>
+              <w:left w:w="0" w:type="dxa"/>
+              <w:right w:w="0" w:type="dxa"/>
+            </w:tcMar>
+            <w:vAlign w:val="center"/>
+          </w:tcPr>
+          <w:p>
+            <w:pPr>
+              <w:pStyle w:val="Normal"/>
+              <w:jc w:val="left"/>
+              <w:pBdr>
+                <w:bottom w:val="none" w:sz="0" w:space="0" w:color="000000"/>
+                <w:top w:val="none" w:sz="0" w:space="0" w:color="000000"/>
+                <w:left w:val="none" w:sz="0" w:space="0" w:color="000000"/>
+                <w:right w:val="none" w:sz="0" w:space="0" w:color="000000"/>
+              </w:pBdr>
+              <w:spacing w:after="100" w:before="100" w:line="240"/>
+              <w:ind w:left="100" w:right="100" w:firstLine="0" w:firstLineChars="0"/>
+              <w:rPr>
+                <w:rFonts w:ascii="Times New Roman" w:hAnsi="Times New Roman" w:eastAsia="Times New Roman" w:cs="Times New Roman"/>
+                <w:i w:val="false"/>
+                <w:b w:val="false"/>
+                <w:u w:val="none"/>
+                <w:strike w:val="false"/>
+                <w:sz w:val="18"/>
+                <w:szCs w:val="18"/>
+                <w:color w:val="000000"/>
+              </w:rPr>
+            </w:pPr>
+            <w:r>
+              <w:rPr>
+                <w:rFonts w:ascii="Times New Roman" w:hAnsi="Times New Roman" w:eastAsia="Times New Roman" w:cs="Times New Roman"/>
+                <w:i w:val="false"/>
+                <w:b w:val="false"/>
+                <w:u w:val="none"/>
+                <w:strike w:val="false"/>
+                <w:sz w:val="18"/>
+                <w:szCs w:val="18"/>
+                <w:color w:val="000000"/>
+              </w:rPr>
+              <w:t xml:space="preserve">0.057</w:t>
             </w:r>
           </w:p>
         </w:tc>
@@ -5270,62 +5270,62 @@
                 <w:szCs w:val="18"/>
                 <w:color w:val="000000"/>
               </w:rPr>
-              <w:t xml:space="preserve">14.24 (1.98–102.41)</w:t>
-            </w:r>
-          </w:p>
-        </w:tc>
-        <w:tc>
-          <w:tcPr>
-            <w:tcBorders>
-              <w:bottom w:val="none" w:sz="0" w:space="0" w:color="000000"/>
-              <w:top w:val="none" w:sz="0" w:space="0" w:color="000000"/>
-              <w:left w:val="none" w:sz="0" w:space="0" w:color="000000"/>
-              <w:right w:val="none" w:sz="0" w:space="0" w:color="000000"/>
-            </w:tcBorders>
-            <w:shd w:val="clear" w:color="auto" w:fill="FFFFFF"/>
-            <w:tcMar>
-              <w:top w:w="0" w:type="dxa"/>
-              <w:bottom w:w="0" w:type="dxa"/>
-              <w:left w:w="0" w:type="dxa"/>
-              <w:right w:w="0" w:type="dxa"/>
-            </w:tcMar>
-            <w:vAlign w:val="center"/>
-          </w:tcPr>
-          <w:p>
-            <w:pPr>
-              <w:pStyle w:val="Normal"/>
-              <w:jc w:val="left"/>
-              <w:pBdr>
-                <w:bottom w:val="none" w:sz="0" w:space="0" w:color="000000"/>
-                <w:top w:val="none" w:sz="0" w:space="0" w:color="000000"/>
-                <w:left w:val="none" w:sz="0" w:space="0" w:color="000000"/>
-                <w:right w:val="none" w:sz="0" w:space="0" w:color="000000"/>
-              </w:pBdr>
-              <w:spacing w:after="100" w:before="100" w:line="240"/>
-              <w:ind w:left="100" w:right="100" w:firstLine="0" w:firstLineChars="0"/>
-              <w:rPr>
-                <w:rFonts w:ascii="Times New Roman" w:hAnsi="Times New Roman" w:eastAsia="Times New Roman" w:cs="Times New Roman"/>
-                <w:i w:val="false"/>
-                <w:b w:val="false"/>
-                <w:u w:val="none"/>
-                <w:strike w:val="false"/>
-                <w:sz w:val="18"/>
-                <w:szCs w:val="18"/>
-                <w:color w:val="000000"/>
-              </w:rPr>
-            </w:pPr>
-            <w:r>
-              <w:rPr>
-                <w:rFonts w:ascii="Times New Roman" w:hAnsi="Times New Roman" w:eastAsia="Times New Roman" w:cs="Times New Roman"/>
-                <w:i w:val="false"/>
-                <w:b w:val="false"/>
-                <w:u w:val="none"/>
-                <w:strike w:val="false"/>
-                <w:sz w:val="18"/>
-                <w:szCs w:val="18"/>
-                <w:color w:val="000000"/>
-              </w:rPr>
-              <w:t xml:space="preserve">0.008</w:t>
+              <w:t xml:space="preserve">13.58 (1.89–97.66)</w:t>
+            </w:r>
+          </w:p>
+        </w:tc>
+        <w:tc>
+          <w:tcPr>
+            <w:tcBorders>
+              <w:bottom w:val="none" w:sz="0" w:space="0" w:color="000000"/>
+              <w:top w:val="none" w:sz="0" w:space="0" w:color="000000"/>
+              <w:left w:val="none" w:sz="0" w:space="0" w:color="000000"/>
+              <w:right w:val="none" w:sz="0" w:space="0" w:color="000000"/>
+            </w:tcBorders>
+            <w:shd w:val="clear" w:color="auto" w:fill="FFFFFF"/>
+            <w:tcMar>
+              <w:top w:w="0" w:type="dxa"/>
+              <w:bottom w:w="0" w:type="dxa"/>
+              <w:left w:w="0" w:type="dxa"/>
+              <w:right w:w="0" w:type="dxa"/>
+            </w:tcMar>
+            <w:vAlign w:val="center"/>
+          </w:tcPr>
+          <w:p>
+            <w:pPr>
+              <w:pStyle w:val="Normal"/>
+              <w:jc w:val="left"/>
+              <w:pBdr>
+                <w:bottom w:val="none" w:sz="0" w:space="0" w:color="000000"/>
+                <w:top w:val="none" w:sz="0" w:space="0" w:color="000000"/>
+                <w:left w:val="none" w:sz="0" w:space="0" w:color="000000"/>
+                <w:right w:val="none" w:sz="0" w:space="0" w:color="000000"/>
+              </w:pBdr>
+              <w:spacing w:after="100" w:before="100" w:line="240"/>
+              <w:ind w:left="100" w:right="100" w:firstLine="0" w:firstLineChars="0"/>
+              <w:rPr>
+                <w:rFonts w:ascii="Times New Roman" w:hAnsi="Times New Roman" w:eastAsia="Times New Roman" w:cs="Times New Roman"/>
+                <w:i w:val="false"/>
+                <w:b w:val="false"/>
+                <w:u w:val="none"/>
+                <w:strike w:val="false"/>
+                <w:sz w:val="18"/>
+                <w:szCs w:val="18"/>
+                <w:color w:val="000000"/>
+              </w:rPr>
+            </w:pPr>
+            <w:r>
+              <w:rPr>
+                <w:rFonts w:ascii="Times New Roman" w:hAnsi="Times New Roman" w:eastAsia="Times New Roman" w:cs="Times New Roman"/>
+                <w:i w:val="false"/>
+                <w:b w:val="false"/>
+                <w:u w:val="none"/>
+                <w:strike w:val="false"/>
+                <w:sz w:val="18"/>
+                <w:szCs w:val="18"/>
+                <w:color w:val="000000"/>
+              </w:rPr>
+              <w:t xml:space="preserve">0.010</w:t>
             </w:r>
           </w:p>
         </w:tc>
@@ -5495,7 +5495,7 @@
                 <w:szCs w:val="18"/>
                 <w:color w:val="000000"/>
               </w:rPr>
-              <w:t xml:space="preserve">MS4A1 expression</w:t>
+              <w:t xml:space="preserve">ROCK2 expression</w:t>
             </w:r>
           </w:p>
         </w:tc>
@@ -5605,7 +5605,7 @@
                 <w:szCs w:val="18"/>
                 <w:color w:val="000000"/>
               </w:rPr>
-              <w:t xml:space="preserve">224</w:t>
+              <w:t xml:space="preserve">218</w:t>
             </w:r>
           </w:p>
         </w:tc>
@@ -5660,7 +5660,7 @@
                 <w:szCs w:val="18"/>
                 <w:color w:val="000000"/>
               </w:rPr>
-              <w:t xml:space="preserve">65</w:t>
+              <w:t xml:space="preserve">73</w:t>
             </w:r>
           </w:p>
         </w:tc>
@@ -6050,7 +6050,7 @@
                 <w:szCs w:val="18"/>
                 <w:color w:val="000000"/>
               </w:rPr>
-              <w:t xml:space="preserve">224</w:t>
+              <w:t xml:space="preserve">230</w:t>
             </w:r>
           </w:p>
         </w:tc>
@@ -6105,117 +6105,117 @@
                 <w:szCs w:val="18"/>
                 <w:color w:val="000000"/>
               </w:rPr>
-              <w:t xml:space="preserve">67</w:t>
-            </w:r>
-          </w:p>
-        </w:tc>
-        <w:tc>
-          <w:tcPr>
-            <w:tcBorders>
-              <w:bottom w:val="none" w:sz="0" w:space="0" w:color="000000"/>
-              <w:top w:val="none" w:sz="0" w:space="0" w:color="000000"/>
-              <w:left w:val="none" w:sz="0" w:space="0" w:color="000000"/>
-              <w:right w:val="none" w:sz="0" w:space="0" w:color="000000"/>
-            </w:tcBorders>
-            <w:shd w:val="clear" w:color="auto" w:fill="FFFFFF"/>
-            <w:tcMar>
-              <w:top w:w="0" w:type="dxa"/>
-              <w:bottom w:w="0" w:type="dxa"/>
-              <w:left w:w="0" w:type="dxa"/>
-              <w:right w:w="0" w:type="dxa"/>
-            </w:tcMar>
-            <w:vAlign w:val="center"/>
-          </w:tcPr>
-          <w:p>
-            <w:pPr>
-              <w:pStyle w:val="Normal"/>
-              <w:jc w:val="left"/>
-              <w:pBdr>
-                <w:bottom w:val="none" w:sz="0" w:space="0" w:color="000000"/>
-                <w:top w:val="none" w:sz="0" w:space="0" w:color="000000"/>
-                <w:left w:val="none" w:sz="0" w:space="0" w:color="000000"/>
-                <w:right w:val="none" w:sz="0" w:space="0" w:color="000000"/>
-              </w:pBdr>
-              <w:spacing w:after="100" w:before="100" w:line="240"/>
-              <w:ind w:left="100" w:right="100" w:firstLine="0" w:firstLineChars="0"/>
-              <w:rPr>
-                <w:rFonts w:ascii="Times New Roman" w:hAnsi="Times New Roman" w:eastAsia="Times New Roman" w:cs="Times New Roman"/>
-                <w:i w:val="false"/>
-                <w:b w:val="false"/>
-                <w:u w:val="none"/>
-                <w:strike w:val="false"/>
-                <w:sz w:val="18"/>
-                <w:szCs w:val="18"/>
-                <w:color w:val="000000"/>
-              </w:rPr>
-            </w:pPr>
-            <w:r>
-              <w:rPr>
-                <w:rFonts w:ascii="Times New Roman" w:hAnsi="Times New Roman" w:eastAsia="Times New Roman" w:cs="Times New Roman"/>
-                <w:i w:val="false"/>
-                <w:b w:val="false"/>
-                <w:u w:val="none"/>
-                <w:strike w:val="false"/>
-                <w:sz w:val="18"/>
-                <w:szCs w:val="18"/>
-                <w:color w:val="000000"/>
-              </w:rPr>
-              <w:t xml:space="preserve">1.10 (0.78–1.56)</w:t>
-            </w:r>
-          </w:p>
-        </w:tc>
-        <w:tc>
-          <w:tcPr>
-            <w:tcBorders>
-              <w:bottom w:val="none" w:sz="0" w:space="0" w:color="000000"/>
-              <w:top w:val="none" w:sz="0" w:space="0" w:color="000000"/>
-              <w:left w:val="none" w:sz="0" w:space="0" w:color="000000"/>
-              <w:right w:val="none" w:sz="0" w:space="0" w:color="000000"/>
-            </w:tcBorders>
-            <w:shd w:val="clear" w:color="auto" w:fill="FFFFFF"/>
-            <w:tcMar>
-              <w:top w:w="0" w:type="dxa"/>
-              <w:bottom w:w="0" w:type="dxa"/>
-              <w:left w:w="0" w:type="dxa"/>
-              <w:right w:w="0" w:type="dxa"/>
-            </w:tcMar>
-            <w:vAlign w:val="center"/>
-          </w:tcPr>
-          <w:p>
-            <w:pPr>
-              <w:pStyle w:val="Normal"/>
-              <w:jc w:val="left"/>
-              <w:pBdr>
-                <w:bottom w:val="none" w:sz="0" w:space="0" w:color="000000"/>
-                <w:top w:val="none" w:sz="0" w:space="0" w:color="000000"/>
-                <w:left w:val="none" w:sz="0" w:space="0" w:color="000000"/>
-                <w:right w:val="none" w:sz="0" w:space="0" w:color="000000"/>
-              </w:pBdr>
-              <w:spacing w:after="100" w:before="100" w:line="240"/>
-              <w:ind w:left="100" w:right="100" w:firstLine="0" w:firstLineChars="0"/>
-              <w:rPr>
-                <w:rFonts w:ascii="Times New Roman" w:hAnsi="Times New Roman" w:eastAsia="Times New Roman" w:cs="Times New Roman"/>
-                <w:i w:val="false"/>
-                <w:b w:val="false"/>
-                <w:u w:val="none"/>
-                <w:strike w:val="false"/>
-                <w:sz w:val="18"/>
-                <w:szCs w:val="18"/>
-                <w:color w:val="000000"/>
-              </w:rPr>
-            </w:pPr>
-            <w:r>
-              <w:rPr>
-                <w:rFonts w:ascii="Times New Roman" w:hAnsi="Times New Roman" w:eastAsia="Times New Roman" w:cs="Times New Roman"/>
-                <w:i w:val="false"/>
-                <w:b w:val="false"/>
-                <w:u w:val="none"/>
-                <w:strike w:val="false"/>
-                <w:sz w:val="18"/>
-                <w:szCs w:val="18"/>
-                <w:color w:val="000000"/>
-              </w:rPr>
-              <w:t xml:space="preserve">0.574</w:t>
+              <w:t xml:space="preserve">59</w:t>
+            </w:r>
+          </w:p>
+        </w:tc>
+        <w:tc>
+          <w:tcPr>
+            <w:tcBorders>
+              <w:bottom w:val="none" w:sz="0" w:space="0" w:color="000000"/>
+              <w:top w:val="none" w:sz="0" w:space="0" w:color="000000"/>
+              <w:left w:val="none" w:sz="0" w:space="0" w:color="000000"/>
+              <w:right w:val="none" w:sz="0" w:space="0" w:color="000000"/>
+            </w:tcBorders>
+            <w:shd w:val="clear" w:color="auto" w:fill="FFFFFF"/>
+            <w:tcMar>
+              <w:top w:w="0" w:type="dxa"/>
+              <w:bottom w:w="0" w:type="dxa"/>
+              <w:left w:w="0" w:type="dxa"/>
+              <w:right w:w="0" w:type="dxa"/>
+            </w:tcMar>
+            <w:vAlign w:val="center"/>
+          </w:tcPr>
+          <w:p>
+            <w:pPr>
+              <w:pStyle w:val="Normal"/>
+              <w:jc w:val="left"/>
+              <w:pBdr>
+                <w:bottom w:val="none" w:sz="0" w:space="0" w:color="000000"/>
+                <w:top w:val="none" w:sz="0" w:space="0" w:color="000000"/>
+                <w:left w:val="none" w:sz="0" w:space="0" w:color="000000"/>
+                <w:right w:val="none" w:sz="0" w:space="0" w:color="000000"/>
+              </w:pBdr>
+              <w:spacing w:after="100" w:before="100" w:line="240"/>
+              <w:ind w:left="100" w:right="100" w:firstLine="0" w:firstLineChars="0"/>
+              <w:rPr>
+                <w:rFonts w:ascii="Times New Roman" w:hAnsi="Times New Roman" w:eastAsia="Times New Roman" w:cs="Times New Roman"/>
+                <w:i w:val="false"/>
+                <w:b w:val="false"/>
+                <w:u w:val="none"/>
+                <w:strike w:val="false"/>
+                <w:sz w:val="18"/>
+                <w:szCs w:val="18"/>
+                <w:color w:val="000000"/>
+              </w:rPr>
+            </w:pPr>
+            <w:r>
+              <w:rPr>
+                <w:rFonts w:ascii="Times New Roman" w:hAnsi="Times New Roman" w:eastAsia="Times New Roman" w:cs="Times New Roman"/>
+                <w:i w:val="false"/>
+                <w:b w:val="false"/>
+                <w:u w:val="none"/>
+                <w:strike w:val="false"/>
+                <w:sz w:val="18"/>
+                <w:szCs w:val="18"/>
+                <w:color w:val="000000"/>
+              </w:rPr>
+              <w:t xml:space="preserve">0.74 (0.53–1.05)</w:t>
+            </w:r>
+          </w:p>
+        </w:tc>
+        <w:tc>
+          <w:tcPr>
+            <w:tcBorders>
+              <w:bottom w:val="none" w:sz="0" w:space="0" w:color="000000"/>
+              <w:top w:val="none" w:sz="0" w:space="0" w:color="000000"/>
+              <w:left w:val="none" w:sz="0" w:space="0" w:color="000000"/>
+              <w:right w:val="none" w:sz="0" w:space="0" w:color="000000"/>
+            </w:tcBorders>
+            <w:shd w:val="clear" w:color="auto" w:fill="FFFFFF"/>
+            <w:tcMar>
+              <w:top w:w="0" w:type="dxa"/>
+              <w:bottom w:w="0" w:type="dxa"/>
+              <w:left w:w="0" w:type="dxa"/>
+              <w:right w:w="0" w:type="dxa"/>
+            </w:tcMar>
+            <w:vAlign w:val="center"/>
+          </w:tcPr>
+          <w:p>
+            <w:pPr>
+              <w:pStyle w:val="Normal"/>
+              <w:jc w:val="left"/>
+              <w:pBdr>
+                <w:bottom w:val="none" w:sz="0" w:space="0" w:color="000000"/>
+                <w:top w:val="none" w:sz="0" w:space="0" w:color="000000"/>
+                <w:left w:val="none" w:sz="0" w:space="0" w:color="000000"/>
+                <w:right w:val="none" w:sz="0" w:space="0" w:color="000000"/>
+              </w:pBdr>
+              <w:spacing w:after="100" w:before="100" w:line="240"/>
+              <w:ind w:left="100" w:right="100" w:firstLine="0" w:firstLineChars="0"/>
+              <w:rPr>
+                <w:rFonts w:ascii="Times New Roman" w:hAnsi="Times New Roman" w:eastAsia="Times New Roman" w:cs="Times New Roman"/>
+                <w:i w:val="false"/>
+                <w:b w:val="false"/>
+                <w:u w:val="none"/>
+                <w:strike w:val="false"/>
+                <w:sz w:val="18"/>
+                <w:szCs w:val="18"/>
+                <w:color w:val="000000"/>
+              </w:rPr>
+            </w:pPr>
+            <w:r>
+              <w:rPr>
+                <w:rFonts w:ascii="Times New Roman" w:hAnsi="Times New Roman" w:eastAsia="Times New Roman" w:cs="Times New Roman"/>
+                <w:i w:val="false"/>
+                <w:b w:val="false"/>
+                <w:u w:val="none"/>
+                <w:strike w:val="false"/>
+                <w:sz w:val="18"/>
+                <w:szCs w:val="18"/>
+                <w:color w:val="000000"/>
+              </w:rPr>
+              <w:t xml:space="preserve">0.089</w:t>
             </w:r>
           </w:p>
         </w:tc>
@@ -6660,7 +6660,7 @@
                 <w:szCs w:val="18"/>
                 <w:color w:val="000000"/>
               </w:rPr>
-              <w:t xml:space="preserve">0.206</w:t>
+              <w:t xml:space="preserve">0.218</w:t>
             </w:r>
           </w:p>
         </w:tc>
@@ -7495,62 +7495,62 @@
                 <w:szCs w:val="18"/>
                 <w:color w:val="000000"/>
               </w:rPr>
-              <w:t xml:space="preserve">0.75 (0.52–1.06)</w:t>
-            </w:r>
-          </w:p>
-        </w:tc>
-        <w:tc>
-          <w:tcPr>
-            <w:tcBorders>
-              <w:bottom w:val="none" w:sz="0" w:space="0" w:color="000000"/>
-              <w:top w:val="none" w:sz="0" w:space="0" w:color="000000"/>
-              <w:left w:val="none" w:sz="0" w:space="0" w:color="000000"/>
-              <w:right w:val="none" w:sz="0" w:space="0" w:color="000000"/>
-            </w:tcBorders>
-            <w:shd w:val="clear" w:color="auto" w:fill="FFFFFF"/>
-            <w:tcMar>
-              <w:top w:w="0" w:type="dxa"/>
-              <w:bottom w:w="0" w:type="dxa"/>
-              <w:left w:w="0" w:type="dxa"/>
-              <w:right w:w="0" w:type="dxa"/>
-            </w:tcMar>
-            <w:vAlign w:val="center"/>
-          </w:tcPr>
-          <w:p>
-            <w:pPr>
-              <w:pStyle w:val="Normal"/>
-              <w:jc w:val="left"/>
-              <w:pBdr>
-                <w:bottom w:val="none" w:sz="0" w:space="0" w:color="000000"/>
-                <w:top w:val="none" w:sz="0" w:space="0" w:color="000000"/>
-                <w:left w:val="none" w:sz="0" w:space="0" w:color="000000"/>
-                <w:right w:val="none" w:sz="0" w:space="0" w:color="000000"/>
-              </w:pBdr>
-              <w:spacing w:after="100" w:before="100" w:line="240"/>
-              <w:ind w:left="100" w:right="100" w:firstLine="0" w:firstLineChars="0"/>
-              <w:rPr>
-                <w:rFonts w:ascii="Times New Roman" w:hAnsi="Times New Roman" w:eastAsia="Times New Roman" w:cs="Times New Roman"/>
-                <w:i w:val="false"/>
-                <w:b w:val="false"/>
-                <w:u w:val="none"/>
-                <w:strike w:val="false"/>
-                <w:sz w:val="18"/>
-                <w:szCs w:val="18"/>
-                <w:color w:val="000000"/>
-              </w:rPr>
-            </w:pPr>
-            <w:r>
-              <w:rPr>
-                <w:rFonts w:ascii="Times New Roman" w:hAnsi="Times New Roman" w:eastAsia="Times New Roman" w:cs="Times New Roman"/>
-                <w:i w:val="false"/>
-                <w:b w:val="false"/>
-                <w:u w:val="none"/>
-                <w:strike w:val="false"/>
-                <w:sz w:val="18"/>
-                <w:szCs w:val="18"/>
-                <w:color w:val="000000"/>
-              </w:rPr>
-              <w:t xml:space="preserve">0.107</w:t>
+              <w:t xml:space="preserve">0.74 (0.52–1.06)</w:t>
+            </w:r>
+          </w:p>
+        </w:tc>
+        <w:tc>
+          <w:tcPr>
+            <w:tcBorders>
+              <w:bottom w:val="none" w:sz="0" w:space="0" w:color="000000"/>
+              <w:top w:val="none" w:sz="0" w:space="0" w:color="000000"/>
+              <w:left w:val="none" w:sz="0" w:space="0" w:color="000000"/>
+              <w:right w:val="none" w:sz="0" w:space="0" w:color="000000"/>
+            </w:tcBorders>
+            <w:shd w:val="clear" w:color="auto" w:fill="FFFFFF"/>
+            <w:tcMar>
+              <w:top w:w="0" w:type="dxa"/>
+              <w:bottom w:w="0" w:type="dxa"/>
+              <w:left w:w="0" w:type="dxa"/>
+              <w:right w:w="0" w:type="dxa"/>
+            </w:tcMar>
+            <w:vAlign w:val="center"/>
+          </w:tcPr>
+          <w:p>
+            <w:pPr>
+              <w:pStyle w:val="Normal"/>
+              <w:jc w:val="left"/>
+              <w:pBdr>
+                <w:bottom w:val="none" w:sz="0" w:space="0" w:color="000000"/>
+                <w:top w:val="none" w:sz="0" w:space="0" w:color="000000"/>
+                <w:left w:val="none" w:sz="0" w:space="0" w:color="000000"/>
+                <w:right w:val="none" w:sz="0" w:space="0" w:color="000000"/>
+              </w:pBdr>
+              <w:spacing w:after="100" w:before="100" w:line="240"/>
+              <w:ind w:left="100" w:right="100" w:firstLine="0" w:firstLineChars="0"/>
+              <w:rPr>
+                <w:rFonts w:ascii="Times New Roman" w:hAnsi="Times New Roman" w:eastAsia="Times New Roman" w:cs="Times New Roman"/>
+                <w:i w:val="false"/>
+                <w:b w:val="false"/>
+                <w:u w:val="none"/>
+                <w:strike w:val="false"/>
+                <w:sz w:val="18"/>
+                <w:szCs w:val="18"/>
+                <w:color w:val="000000"/>
+              </w:rPr>
+            </w:pPr>
+            <w:r>
+              <w:rPr>
+                <w:rFonts w:ascii="Times New Roman" w:hAnsi="Times New Roman" w:eastAsia="Times New Roman" w:cs="Times New Roman"/>
+                <w:i w:val="false"/>
+                <w:b w:val="false"/>
+                <w:u w:val="none"/>
+                <w:strike w:val="false"/>
+                <w:sz w:val="18"/>
+                <w:szCs w:val="18"/>
+                <w:color w:val="000000"/>
+              </w:rPr>
+              <w:t xml:space="preserve">0.098</w:t>
             </w:r>
           </w:p>
         </w:tc>
@@ -8385,62 +8385,62 @@
                 <w:szCs w:val="18"/>
                 <w:color w:val="000000"/>
               </w:rPr>
-              <w:t xml:space="preserve">7.70 (1.06–55.79)</w:t>
-            </w:r>
-          </w:p>
-        </w:tc>
-        <w:tc>
-          <w:tcPr>
-            <w:tcBorders>
-              <w:bottom w:val="none" w:sz="0" w:space="0" w:color="000000"/>
-              <w:top w:val="none" w:sz="0" w:space="0" w:color="000000"/>
-              <w:left w:val="none" w:sz="0" w:space="0" w:color="000000"/>
-              <w:right w:val="none" w:sz="0" w:space="0" w:color="000000"/>
-            </w:tcBorders>
-            <w:shd w:val="clear" w:color="auto" w:fill="FFFFFF"/>
-            <w:tcMar>
-              <w:top w:w="0" w:type="dxa"/>
-              <w:bottom w:w="0" w:type="dxa"/>
-              <w:left w:w="0" w:type="dxa"/>
-              <w:right w:w="0" w:type="dxa"/>
-            </w:tcMar>
-            <w:vAlign w:val="center"/>
-          </w:tcPr>
-          <w:p>
-            <w:pPr>
-              <w:pStyle w:val="Normal"/>
-              <w:jc w:val="left"/>
-              <w:pBdr>
-                <w:bottom w:val="none" w:sz="0" w:space="0" w:color="000000"/>
-                <w:top w:val="none" w:sz="0" w:space="0" w:color="000000"/>
-                <w:left w:val="none" w:sz="0" w:space="0" w:color="000000"/>
-                <w:right w:val="none" w:sz="0" w:space="0" w:color="000000"/>
-              </w:pBdr>
-              <w:spacing w:after="100" w:before="100" w:line="240"/>
-              <w:ind w:left="100" w:right="100" w:firstLine="0" w:firstLineChars="0"/>
-              <w:rPr>
-                <w:rFonts w:ascii="Times New Roman" w:hAnsi="Times New Roman" w:eastAsia="Times New Roman" w:cs="Times New Roman"/>
-                <w:i w:val="false"/>
-                <w:b w:val="false"/>
-                <w:u w:val="none"/>
-                <w:strike w:val="false"/>
-                <w:sz w:val="18"/>
-                <w:szCs w:val="18"/>
-                <w:color w:val="000000"/>
-              </w:rPr>
-            </w:pPr>
-            <w:r>
-              <w:rPr>
-                <w:rFonts w:ascii="Times New Roman" w:hAnsi="Times New Roman" w:eastAsia="Times New Roman" w:cs="Times New Roman"/>
-                <w:i w:val="false"/>
-                <w:b w:val="false"/>
-                <w:u w:val="none"/>
-                <w:strike w:val="false"/>
-                <w:sz w:val="18"/>
-                <w:szCs w:val="18"/>
-                <w:color w:val="000000"/>
-              </w:rPr>
-              <w:t xml:space="preserve">0.043</w:t>
+              <w:t xml:space="preserve">7.45 (1.03–53.97)</w:t>
+            </w:r>
+          </w:p>
+        </w:tc>
+        <w:tc>
+          <w:tcPr>
+            <w:tcBorders>
+              <w:bottom w:val="none" w:sz="0" w:space="0" w:color="000000"/>
+              <w:top w:val="none" w:sz="0" w:space="0" w:color="000000"/>
+              <w:left w:val="none" w:sz="0" w:space="0" w:color="000000"/>
+              <w:right w:val="none" w:sz="0" w:space="0" w:color="000000"/>
+            </w:tcBorders>
+            <w:shd w:val="clear" w:color="auto" w:fill="FFFFFF"/>
+            <w:tcMar>
+              <w:top w:w="0" w:type="dxa"/>
+              <w:bottom w:w="0" w:type="dxa"/>
+              <w:left w:w="0" w:type="dxa"/>
+              <w:right w:w="0" w:type="dxa"/>
+            </w:tcMar>
+            <w:vAlign w:val="center"/>
+          </w:tcPr>
+          <w:p>
+            <w:pPr>
+              <w:pStyle w:val="Normal"/>
+              <w:jc w:val="left"/>
+              <w:pBdr>
+                <w:bottom w:val="none" w:sz="0" w:space="0" w:color="000000"/>
+                <w:top w:val="none" w:sz="0" w:space="0" w:color="000000"/>
+                <w:left w:val="none" w:sz="0" w:space="0" w:color="000000"/>
+                <w:right w:val="none" w:sz="0" w:space="0" w:color="000000"/>
+              </w:pBdr>
+              <w:spacing w:after="100" w:before="100" w:line="240"/>
+              <w:ind w:left="100" w:right="100" w:firstLine="0" w:firstLineChars="0"/>
+              <w:rPr>
+                <w:rFonts w:ascii="Times New Roman" w:hAnsi="Times New Roman" w:eastAsia="Times New Roman" w:cs="Times New Roman"/>
+                <w:i w:val="false"/>
+                <w:b w:val="false"/>
+                <w:u w:val="none"/>
+                <w:strike w:val="false"/>
+                <w:sz w:val="18"/>
+                <w:szCs w:val="18"/>
+                <w:color w:val="000000"/>
+              </w:rPr>
+            </w:pPr>
+            <w:r>
+              <w:rPr>
+                <w:rFonts w:ascii="Times New Roman" w:hAnsi="Times New Roman" w:eastAsia="Times New Roman" w:cs="Times New Roman"/>
+                <w:i w:val="false"/>
+                <w:b w:val="false"/>
+                <w:u w:val="none"/>
+                <w:strike w:val="false"/>
+                <w:sz w:val="18"/>
+                <w:szCs w:val="18"/>
+                <w:color w:val="000000"/>
+              </w:rPr>
+              <w:t xml:space="preserve">0.047</w:t>
             </w:r>
           </w:p>
         </w:tc>
@@ -8830,62 +8830,62 @@
                 <w:szCs w:val="18"/>
                 <w:color w:val="000000"/>
               </w:rPr>
-              <w:t xml:space="preserve">14.34 (1.99–103.12)</w:t>
-            </w:r>
-          </w:p>
-        </w:tc>
-        <w:tc>
-          <w:tcPr>
-            <w:tcBorders>
-              <w:bottom w:val="none" w:sz="0" w:space="0" w:color="000000"/>
-              <w:top w:val="none" w:sz="0" w:space="0" w:color="000000"/>
-              <w:left w:val="none" w:sz="0" w:space="0" w:color="000000"/>
-              <w:right w:val="none" w:sz="0" w:space="0" w:color="000000"/>
-            </w:tcBorders>
-            <w:shd w:val="clear" w:color="auto" w:fill="FFFFFF"/>
-            <w:tcMar>
-              <w:top w:w="0" w:type="dxa"/>
-              <w:bottom w:w="0" w:type="dxa"/>
-              <w:left w:w="0" w:type="dxa"/>
-              <w:right w:w="0" w:type="dxa"/>
-            </w:tcMar>
-            <w:vAlign w:val="center"/>
-          </w:tcPr>
-          <w:p>
-            <w:pPr>
-              <w:pStyle w:val="Normal"/>
-              <w:jc w:val="left"/>
-              <w:pBdr>
-                <w:bottom w:val="none" w:sz="0" w:space="0" w:color="000000"/>
-                <w:top w:val="none" w:sz="0" w:space="0" w:color="000000"/>
-                <w:left w:val="none" w:sz="0" w:space="0" w:color="000000"/>
-                <w:right w:val="none" w:sz="0" w:space="0" w:color="000000"/>
-              </w:pBdr>
-              <w:spacing w:after="100" w:before="100" w:line="240"/>
-              <w:ind w:left="100" w:right="100" w:firstLine="0" w:firstLineChars="0"/>
-              <w:rPr>
-                <w:rFonts w:ascii="Times New Roman" w:hAnsi="Times New Roman" w:eastAsia="Times New Roman" w:cs="Times New Roman"/>
-                <w:i w:val="false"/>
-                <w:b w:val="false"/>
-                <w:u w:val="none"/>
-                <w:strike w:val="false"/>
-                <w:sz w:val="18"/>
-                <w:szCs w:val="18"/>
-                <w:color w:val="000000"/>
-              </w:rPr>
-            </w:pPr>
-            <w:r>
-              <w:rPr>
-                <w:rFonts w:ascii="Times New Roman" w:hAnsi="Times New Roman" w:eastAsia="Times New Roman" w:cs="Times New Roman"/>
-                <w:i w:val="false"/>
-                <w:b w:val="false"/>
-                <w:u w:val="none"/>
-                <w:strike w:val="false"/>
-                <w:sz w:val="18"/>
-                <w:szCs w:val="18"/>
-                <w:color w:val="000000"/>
-              </w:rPr>
-              <w:t xml:space="preserve">0.008</w:t>
+              <w:t xml:space="preserve">13.72 (1.91–98.70)</w:t>
+            </w:r>
+          </w:p>
+        </w:tc>
+        <w:tc>
+          <w:tcPr>
+            <w:tcBorders>
+              <w:bottom w:val="none" w:sz="0" w:space="0" w:color="000000"/>
+              <w:top w:val="none" w:sz="0" w:space="0" w:color="000000"/>
+              <w:left w:val="none" w:sz="0" w:space="0" w:color="000000"/>
+              <w:right w:val="none" w:sz="0" w:space="0" w:color="000000"/>
+            </w:tcBorders>
+            <w:shd w:val="clear" w:color="auto" w:fill="FFFFFF"/>
+            <w:tcMar>
+              <w:top w:w="0" w:type="dxa"/>
+              <w:bottom w:w="0" w:type="dxa"/>
+              <w:left w:w="0" w:type="dxa"/>
+              <w:right w:w="0" w:type="dxa"/>
+            </w:tcMar>
+            <w:vAlign w:val="center"/>
+          </w:tcPr>
+          <w:p>
+            <w:pPr>
+              <w:pStyle w:val="Normal"/>
+              <w:jc w:val="left"/>
+              <w:pBdr>
+                <w:bottom w:val="none" w:sz="0" w:space="0" w:color="000000"/>
+                <w:top w:val="none" w:sz="0" w:space="0" w:color="000000"/>
+                <w:left w:val="none" w:sz="0" w:space="0" w:color="000000"/>
+                <w:right w:val="none" w:sz="0" w:space="0" w:color="000000"/>
+              </w:pBdr>
+              <w:spacing w:after="100" w:before="100" w:line="240"/>
+              <w:ind w:left="100" w:right="100" w:firstLine="0" w:firstLineChars="0"/>
+              <w:rPr>
+                <w:rFonts w:ascii="Times New Roman" w:hAnsi="Times New Roman" w:eastAsia="Times New Roman" w:cs="Times New Roman"/>
+                <w:i w:val="false"/>
+                <w:b w:val="false"/>
+                <w:u w:val="none"/>
+                <w:strike w:val="false"/>
+                <w:sz w:val="18"/>
+                <w:szCs w:val="18"/>
+                <w:color w:val="000000"/>
+              </w:rPr>
+            </w:pPr>
+            <w:r>
+              <w:rPr>
+                <w:rFonts w:ascii="Times New Roman" w:hAnsi="Times New Roman" w:eastAsia="Times New Roman" w:cs="Times New Roman"/>
+                <w:i w:val="false"/>
+                <w:b w:val="false"/>
+                <w:u w:val="none"/>
+                <w:strike w:val="false"/>
+                <w:sz w:val="18"/>
+                <w:szCs w:val="18"/>
+                <w:color w:val="000000"/>
+              </w:rPr>
+              <w:t xml:space="preserve">0.009</w:t>
             </w:r>
           </w:p>
         </w:tc>
@@ -9055,7 +9055,7 @@
                 <w:szCs w:val="18"/>
                 <w:color w:val="000000"/>
               </w:rPr>
-              <w:t xml:space="preserve">MS4A1 expression</w:t>
+              <w:t xml:space="preserve">ROCK2 expression</w:t>
             </w:r>
           </w:p>
         </w:tc>
@@ -9165,7 +9165,7 @@
                 <w:szCs w:val="18"/>
                 <w:color w:val="000000"/>
               </w:rPr>
-              <w:t xml:space="preserve">224</w:t>
+              <w:t xml:space="preserve">218</w:t>
             </w:r>
           </w:p>
         </w:tc>
@@ -9220,7 +9220,7 @@
                 <w:szCs w:val="18"/>
                 <w:color w:val="000000"/>
               </w:rPr>
-              <w:t xml:space="preserve">65</w:t>
+              <w:t xml:space="preserve">73</w:t>
             </w:r>
           </w:p>
         </w:tc>
@@ -9610,7 +9610,7 @@
                 <w:szCs w:val="18"/>
                 <w:color w:val="000000"/>
               </w:rPr>
-              <w:t xml:space="preserve">224</w:t>
+              <w:t xml:space="preserve">230</w:t>
             </w:r>
           </w:p>
         </w:tc>
@@ -9665,117 +9665,117 @@
                 <w:szCs w:val="18"/>
                 <w:color w:val="000000"/>
               </w:rPr>
-              <w:t xml:space="preserve">67</w:t>
-            </w:r>
-          </w:p>
-        </w:tc>
-        <w:tc>
-          <w:tcPr>
-            <w:tcBorders>
-              <w:bottom w:val="none" w:sz="0" w:space="0" w:color="000000"/>
-              <w:top w:val="none" w:sz="0" w:space="0" w:color="000000"/>
-              <w:left w:val="none" w:sz="0" w:space="0" w:color="000000"/>
-              <w:right w:val="none" w:sz="0" w:space="0" w:color="000000"/>
-            </w:tcBorders>
-            <w:shd w:val="clear" w:color="auto" w:fill="FFFFFF"/>
-            <w:tcMar>
-              <w:top w:w="0" w:type="dxa"/>
-              <w:bottom w:w="0" w:type="dxa"/>
-              <w:left w:w="0" w:type="dxa"/>
-              <w:right w:w="0" w:type="dxa"/>
-            </w:tcMar>
-            <w:vAlign w:val="center"/>
-          </w:tcPr>
-          <w:p>
-            <w:pPr>
-              <w:pStyle w:val="Normal"/>
-              <w:jc w:val="left"/>
-              <w:pBdr>
-                <w:bottom w:val="none" w:sz="0" w:space="0" w:color="000000"/>
-                <w:top w:val="none" w:sz="0" w:space="0" w:color="000000"/>
-                <w:left w:val="none" w:sz="0" w:space="0" w:color="000000"/>
-                <w:right w:val="none" w:sz="0" w:space="0" w:color="000000"/>
-              </w:pBdr>
-              <w:spacing w:after="100" w:before="100" w:line="240"/>
-              <w:ind w:left="100" w:right="100" w:firstLine="0" w:firstLineChars="0"/>
-              <w:rPr>
-                <w:rFonts w:ascii="Times New Roman" w:hAnsi="Times New Roman" w:eastAsia="Times New Roman" w:cs="Times New Roman"/>
-                <w:i w:val="false"/>
-                <w:b w:val="false"/>
-                <w:u w:val="none"/>
-                <w:strike w:val="false"/>
-                <w:sz w:val="18"/>
-                <w:szCs w:val="18"/>
-                <w:color w:val="000000"/>
-              </w:rPr>
-            </w:pPr>
-            <w:r>
-              <w:rPr>
-                <w:rFonts w:ascii="Times New Roman" w:hAnsi="Times New Roman" w:eastAsia="Times New Roman" w:cs="Times New Roman"/>
-                <w:i w:val="false"/>
-                <w:b w:val="false"/>
-                <w:u w:val="none"/>
-                <w:strike w:val="false"/>
-                <w:sz w:val="18"/>
-                <w:szCs w:val="18"/>
-                <w:color w:val="000000"/>
-              </w:rPr>
-              <w:t xml:space="preserve">1.17 (0.83–1.66)</w:t>
-            </w:r>
-          </w:p>
-        </w:tc>
-        <w:tc>
-          <w:tcPr>
-            <w:tcBorders>
-              <w:bottom w:val="none" w:sz="0" w:space="0" w:color="000000"/>
-              <w:top w:val="none" w:sz="0" w:space="0" w:color="000000"/>
-              <w:left w:val="none" w:sz="0" w:space="0" w:color="000000"/>
-              <w:right w:val="none" w:sz="0" w:space="0" w:color="000000"/>
-            </w:tcBorders>
-            <w:shd w:val="clear" w:color="auto" w:fill="FFFFFF"/>
-            <w:tcMar>
-              <w:top w:w="0" w:type="dxa"/>
-              <w:bottom w:w="0" w:type="dxa"/>
-              <w:left w:w="0" w:type="dxa"/>
-              <w:right w:w="0" w:type="dxa"/>
-            </w:tcMar>
-            <w:vAlign w:val="center"/>
-          </w:tcPr>
-          <w:p>
-            <w:pPr>
-              <w:pStyle w:val="Normal"/>
-              <w:jc w:val="left"/>
-              <w:pBdr>
-                <w:bottom w:val="none" w:sz="0" w:space="0" w:color="000000"/>
-                <w:top w:val="none" w:sz="0" w:space="0" w:color="000000"/>
-                <w:left w:val="none" w:sz="0" w:space="0" w:color="000000"/>
-                <w:right w:val="none" w:sz="0" w:space="0" w:color="000000"/>
-              </w:pBdr>
-              <w:spacing w:after="100" w:before="100" w:line="240"/>
-              <w:ind w:left="100" w:right="100" w:firstLine="0" w:firstLineChars="0"/>
-              <w:rPr>
-                <w:rFonts w:ascii="Times New Roman" w:hAnsi="Times New Roman" w:eastAsia="Times New Roman" w:cs="Times New Roman"/>
-                <w:i w:val="false"/>
-                <w:b w:val="false"/>
-                <w:u w:val="none"/>
-                <w:strike w:val="false"/>
-                <w:sz w:val="18"/>
-                <w:szCs w:val="18"/>
-                <w:color w:val="000000"/>
-              </w:rPr>
-            </w:pPr>
-            <w:r>
-              <w:rPr>
-                <w:rFonts w:ascii="Times New Roman" w:hAnsi="Times New Roman" w:eastAsia="Times New Roman" w:cs="Times New Roman"/>
-                <w:i w:val="false"/>
-                <w:b w:val="false"/>
-                <w:u w:val="none"/>
-                <w:strike w:val="false"/>
-                <w:sz w:val="18"/>
-                <w:szCs w:val="18"/>
-                <w:color w:val="000000"/>
-              </w:rPr>
-              <w:t xml:space="preserve">0.370</w:t>
+              <w:t xml:space="preserve">59</w:t>
+            </w:r>
+          </w:p>
+        </w:tc>
+        <w:tc>
+          <w:tcPr>
+            <w:tcBorders>
+              <w:bottom w:val="none" w:sz="0" w:space="0" w:color="000000"/>
+              <w:top w:val="none" w:sz="0" w:space="0" w:color="000000"/>
+              <w:left w:val="none" w:sz="0" w:space="0" w:color="000000"/>
+              <w:right w:val="none" w:sz="0" w:space="0" w:color="000000"/>
+            </w:tcBorders>
+            <w:shd w:val="clear" w:color="auto" w:fill="FFFFFF"/>
+            <w:tcMar>
+              <w:top w:w="0" w:type="dxa"/>
+              <w:bottom w:w="0" w:type="dxa"/>
+              <w:left w:w="0" w:type="dxa"/>
+              <w:right w:w="0" w:type="dxa"/>
+            </w:tcMar>
+            <w:vAlign w:val="center"/>
+          </w:tcPr>
+          <w:p>
+            <w:pPr>
+              <w:pStyle w:val="Normal"/>
+              <w:jc w:val="left"/>
+              <w:pBdr>
+                <w:bottom w:val="none" w:sz="0" w:space="0" w:color="000000"/>
+                <w:top w:val="none" w:sz="0" w:space="0" w:color="000000"/>
+                <w:left w:val="none" w:sz="0" w:space="0" w:color="000000"/>
+                <w:right w:val="none" w:sz="0" w:space="0" w:color="000000"/>
+              </w:pBdr>
+              <w:spacing w:after="100" w:before="100" w:line="240"/>
+              <w:ind w:left="100" w:right="100" w:firstLine="0" w:firstLineChars="0"/>
+              <w:rPr>
+                <w:rFonts w:ascii="Times New Roman" w:hAnsi="Times New Roman" w:eastAsia="Times New Roman" w:cs="Times New Roman"/>
+                <w:i w:val="false"/>
+                <w:b w:val="false"/>
+                <w:u w:val="none"/>
+                <w:strike w:val="false"/>
+                <w:sz w:val="18"/>
+                <w:szCs w:val="18"/>
+                <w:color w:val="000000"/>
+              </w:rPr>
+            </w:pPr>
+            <w:r>
+              <w:rPr>
+                <w:rFonts w:ascii="Times New Roman" w:hAnsi="Times New Roman" w:eastAsia="Times New Roman" w:cs="Times New Roman"/>
+                <w:i w:val="false"/>
+                <w:b w:val="false"/>
+                <w:u w:val="none"/>
+                <w:strike w:val="false"/>
+                <w:sz w:val="18"/>
+                <w:szCs w:val="18"/>
+                <w:color w:val="000000"/>
+              </w:rPr>
+              <w:t xml:space="preserve">0.66 (0.46–0.93)</w:t>
+            </w:r>
+          </w:p>
+        </w:tc>
+        <w:tc>
+          <w:tcPr>
+            <w:tcBorders>
+              <w:bottom w:val="none" w:sz="0" w:space="0" w:color="000000"/>
+              <w:top w:val="none" w:sz="0" w:space="0" w:color="000000"/>
+              <w:left w:val="none" w:sz="0" w:space="0" w:color="000000"/>
+              <w:right w:val="none" w:sz="0" w:space="0" w:color="000000"/>
+            </w:tcBorders>
+            <w:shd w:val="clear" w:color="auto" w:fill="FFFFFF"/>
+            <w:tcMar>
+              <w:top w:w="0" w:type="dxa"/>
+              <w:bottom w:w="0" w:type="dxa"/>
+              <w:left w:w="0" w:type="dxa"/>
+              <w:right w:w="0" w:type="dxa"/>
+            </w:tcMar>
+            <w:vAlign w:val="center"/>
+          </w:tcPr>
+          <w:p>
+            <w:pPr>
+              <w:pStyle w:val="Normal"/>
+              <w:jc w:val="left"/>
+              <w:pBdr>
+                <w:bottom w:val="none" w:sz="0" w:space="0" w:color="000000"/>
+                <w:top w:val="none" w:sz="0" w:space="0" w:color="000000"/>
+                <w:left w:val="none" w:sz="0" w:space="0" w:color="000000"/>
+                <w:right w:val="none" w:sz="0" w:space="0" w:color="000000"/>
+              </w:pBdr>
+              <w:spacing w:after="100" w:before="100" w:line="240"/>
+              <w:ind w:left="100" w:right="100" w:firstLine="0" w:firstLineChars="0"/>
+              <w:rPr>
+                <w:rFonts w:ascii="Times New Roman" w:hAnsi="Times New Roman" w:eastAsia="Times New Roman" w:cs="Times New Roman"/>
+                <w:i w:val="false"/>
+                <w:b w:val="false"/>
+                <w:u w:val="none"/>
+                <w:strike w:val="false"/>
+                <w:sz w:val="18"/>
+                <w:szCs w:val="18"/>
+                <w:color w:val="000000"/>
+              </w:rPr>
+            </w:pPr>
+            <w:r>
+              <w:rPr>
+                <w:rFonts w:ascii="Times New Roman" w:hAnsi="Times New Roman" w:eastAsia="Times New Roman" w:cs="Times New Roman"/>
+                <w:i w:val="false"/>
+                <w:b w:val="false"/>
+                <w:u w:val="none"/>
+                <w:strike w:val="false"/>
+                <w:sz w:val="18"/>
+                <w:szCs w:val="18"/>
+                <w:color w:val="000000"/>
+              </w:rPr>
+              <w:t xml:space="preserve">0.019</w:t>
             </w:r>
           </w:p>
         </w:tc>
@@ -10165,62 +10165,62 @@
                 <w:szCs w:val="18"/>
                 <w:color w:val="000000"/>
               </w:rPr>
-              <w:t xml:space="preserve">1.12 (0.97–1.29)</w:t>
-            </w:r>
-          </w:p>
-        </w:tc>
-        <w:tc>
-          <w:tcPr>
-            <w:tcBorders>
-              <w:bottom w:val="none" w:sz="0" w:space="0" w:color="000000"/>
-              <w:top w:val="none" w:sz="0" w:space="0" w:color="000000"/>
-              <w:left w:val="none" w:sz="0" w:space="0" w:color="000000"/>
-              <w:right w:val="none" w:sz="0" w:space="0" w:color="000000"/>
-            </w:tcBorders>
-            <w:shd w:val="clear" w:color="auto" w:fill="FFFFFF"/>
-            <w:tcMar>
-              <w:top w:w="0" w:type="dxa"/>
-              <w:bottom w:w="0" w:type="dxa"/>
-              <w:left w:w="0" w:type="dxa"/>
-              <w:right w:w="0" w:type="dxa"/>
-            </w:tcMar>
-            <w:vAlign w:val="center"/>
-          </w:tcPr>
-          <w:p>
-            <w:pPr>
-              <w:pStyle w:val="Normal"/>
-              <w:jc w:val="left"/>
-              <w:pBdr>
-                <w:bottom w:val="none" w:sz="0" w:space="0" w:color="000000"/>
-                <w:top w:val="none" w:sz="0" w:space="0" w:color="000000"/>
-                <w:left w:val="none" w:sz="0" w:space="0" w:color="000000"/>
-                <w:right w:val="none" w:sz="0" w:space="0" w:color="000000"/>
-              </w:pBdr>
-              <w:spacing w:after="100" w:before="100" w:line="240"/>
-              <w:ind w:left="100" w:right="100" w:firstLine="0" w:firstLineChars="0"/>
-              <w:rPr>
-                <w:rFonts w:ascii="Times New Roman" w:hAnsi="Times New Roman" w:eastAsia="Times New Roman" w:cs="Times New Roman"/>
-                <w:i w:val="false"/>
-                <w:b w:val="false"/>
-                <w:u w:val="none"/>
-                <w:strike w:val="false"/>
-                <w:sz w:val="18"/>
-                <w:szCs w:val="18"/>
-                <w:color w:val="000000"/>
-              </w:rPr>
-            </w:pPr>
-            <w:r>
-              <w:rPr>
-                <w:rFonts w:ascii="Times New Roman" w:hAnsi="Times New Roman" w:eastAsia="Times New Roman" w:cs="Times New Roman"/>
-                <w:i w:val="false"/>
-                <w:b w:val="false"/>
-                <w:u w:val="none"/>
-                <w:strike w:val="false"/>
-                <w:sz w:val="18"/>
-                <w:szCs w:val="18"/>
-                <w:color w:val="000000"/>
-              </w:rPr>
-              <w:t xml:space="preserve">0.126</w:t>
+              <w:t xml:space="preserve">1.11 (0.97–1.28)</w:t>
+            </w:r>
+          </w:p>
+        </w:tc>
+        <w:tc>
+          <w:tcPr>
+            <w:tcBorders>
+              <w:bottom w:val="none" w:sz="0" w:space="0" w:color="000000"/>
+              <w:top w:val="none" w:sz="0" w:space="0" w:color="000000"/>
+              <w:left w:val="none" w:sz="0" w:space="0" w:color="000000"/>
+              <w:right w:val="none" w:sz="0" w:space="0" w:color="000000"/>
+            </w:tcBorders>
+            <w:shd w:val="clear" w:color="auto" w:fill="FFFFFF"/>
+            <w:tcMar>
+              <w:top w:w="0" w:type="dxa"/>
+              <w:bottom w:w="0" w:type="dxa"/>
+              <w:left w:w="0" w:type="dxa"/>
+              <w:right w:w="0" w:type="dxa"/>
+            </w:tcMar>
+            <w:vAlign w:val="center"/>
+          </w:tcPr>
+          <w:p>
+            <w:pPr>
+              <w:pStyle w:val="Normal"/>
+              <w:jc w:val="left"/>
+              <w:pBdr>
+                <w:bottom w:val="none" w:sz="0" w:space="0" w:color="000000"/>
+                <w:top w:val="none" w:sz="0" w:space="0" w:color="000000"/>
+                <w:left w:val="none" w:sz="0" w:space="0" w:color="000000"/>
+                <w:right w:val="none" w:sz="0" w:space="0" w:color="000000"/>
+              </w:pBdr>
+              <w:spacing w:after="100" w:before="100" w:line="240"/>
+              <w:ind w:left="100" w:right="100" w:firstLine="0" w:firstLineChars="0"/>
+              <w:rPr>
+                <w:rFonts w:ascii="Times New Roman" w:hAnsi="Times New Roman" w:eastAsia="Times New Roman" w:cs="Times New Roman"/>
+                <w:i w:val="false"/>
+                <w:b w:val="false"/>
+                <w:u w:val="none"/>
+                <w:strike w:val="false"/>
+                <w:sz w:val="18"/>
+                <w:szCs w:val="18"/>
+                <w:color w:val="000000"/>
+              </w:rPr>
+            </w:pPr>
+            <w:r>
+              <w:rPr>
+                <w:rFonts w:ascii="Times New Roman" w:hAnsi="Times New Roman" w:eastAsia="Times New Roman" w:cs="Times New Roman"/>
+                <w:i w:val="false"/>
+                <w:b w:val="false"/>
+                <w:u w:val="none"/>
+                <w:strike w:val="false"/>
+                <w:sz w:val="18"/>
+                <w:szCs w:val="18"/>
+                <w:color w:val="000000"/>
+              </w:rPr>
+              <w:t xml:space="preserve">0.134</w:t>
             </w:r>
           </w:p>
         </w:tc>
@@ -11110,7 +11110,7 @@
                 <w:szCs w:val="18"/>
                 <w:color w:val="000000"/>
               </w:rPr>
-              <w:t xml:space="preserve">0.154</w:t>
+              <w:t xml:space="preserve">0.153</w:t>
             </w:r>
           </w:p>
         </w:tc>
@@ -11945,62 +11945,62 @@
                 <w:szCs w:val="18"/>
                 <w:color w:val="000000"/>
               </w:rPr>
-              <w:t xml:space="preserve">7.30 (1.01–52.90)</w:t>
-            </w:r>
-          </w:p>
-        </w:tc>
-        <w:tc>
-          <w:tcPr>
-            <w:tcBorders>
-              <w:bottom w:val="none" w:sz="0" w:space="0" w:color="000000"/>
-              <w:top w:val="none" w:sz="0" w:space="0" w:color="000000"/>
-              <w:left w:val="none" w:sz="0" w:space="0" w:color="000000"/>
-              <w:right w:val="none" w:sz="0" w:space="0" w:color="000000"/>
-            </w:tcBorders>
-            <w:shd w:val="clear" w:color="auto" w:fill="FFFFFF"/>
-            <w:tcMar>
-              <w:top w:w="0" w:type="dxa"/>
-              <w:bottom w:w="0" w:type="dxa"/>
-              <w:left w:w="0" w:type="dxa"/>
-              <w:right w:w="0" w:type="dxa"/>
-            </w:tcMar>
-            <w:vAlign w:val="center"/>
-          </w:tcPr>
-          <w:p>
-            <w:pPr>
-              <w:pStyle w:val="Normal"/>
-              <w:jc w:val="left"/>
-              <w:pBdr>
-                <w:bottom w:val="none" w:sz="0" w:space="0" w:color="000000"/>
-                <w:top w:val="none" w:sz="0" w:space="0" w:color="000000"/>
-                <w:left w:val="none" w:sz="0" w:space="0" w:color="000000"/>
-                <w:right w:val="none" w:sz="0" w:space="0" w:color="000000"/>
-              </w:pBdr>
-              <w:spacing w:after="100" w:before="100" w:line="240"/>
-              <w:ind w:left="100" w:right="100" w:firstLine="0" w:firstLineChars="0"/>
-              <w:rPr>
-                <w:rFonts w:ascii="Times New Roman" w:hAnsi="Times New Roman" w:eastAsia="Times New Roman" w:cs="Times New Roman"/>
-                <w:i w:val="false"/>
-                <w:b w:val="false"/>
-                <w:u w:val="none"/>
-                <w:strike w:val="false"/>
-                <w:sz w:val="18"/>
-                <w:szCs w:val="18"/>
-                <w:color w:val="000000"/>
-              </w:rPr>
-            </w:pPr>
-            <w:r>
-              <w:rPr>
-                <w:rFonts w:ascii="Times New Roman" w:hAnsi="Times New Roman" w:eastAsia="Times New Roman" w:cs="Times New Roman"/>
-                <w:i w:val="false"/>
-                <w:b w:val="false"/>
-                <w:u w:val="none"/>
-                <w:strike w:val="false"/>
-                <w:sz w:val="18"/>
-                <w:szCs w:val="18"/>
-                <w:color w:val="000000"/>
-              </w:rPr>
-              <w:t xml:space="preserve">0.049</w:t>
+              <w:t xml:space="preserve">6.78 (0.94–49.12)</w:t>
+            </w:r>
+          </w:p>
+        </w:tc>
+        <w:tc>
+          <w:tcPr>
+            <w:tcBorders>
+              <w:bottom w:val="none" w:sz="0" w:space="0" w:color="000000"/>
+              <w:top w:val="none" w:sz="0" w:space="0" w:color="000000"/>
+              <w:left w:val="none" w:sz="0" w:space="0" w:color="000000"/>
+              <w:right w:val="none" w:sz="0" w:space="0" w:color="000000"/>
+            </w:tcBorders>
+            <w:shd w:val="clear" w:color="auto" w:fill="FFFFFF"/>
+            <w:tcMar>
+              <w:top w:w="0" w:type="dxa"/>
+              <w:bottom w:w="0" w:type="dxa"/>
+              <w:left w:w="0" w:type="dxa"/>
+              <w:right w:w="0" w:type="dxa"/>
+            </w:tcMar>
+            <w:vAlign w:val="center"/>
+          </w:tcPr>
+          <w:p>
+            <w:pPr>
+              <w:pStyle w:val="Normal"/>
+              <w:jc w:val="left"/>
+              <w:pBdr>
+                <w:bottom w:val="none" w:sz="0" w:space="0" w:color="000000"/>
+                <w:top w:val="none" w:sz="0" w:space="0" w:color="000000"/>
+                <w:left w:val="none" w:sz="0" w:space="0" w:color="000000"/>
+                <w:right w:val="none" w:sz="0" w:space="0" w:color="000000"/>
+              </w:pBdr>
+              <w:spacing w:after="100" w:before="100" w:line="240"/>
+              <w:ind w:left="100" w:right="100" w:firstLine="0" w:firstLineChars="0"/>
+              <w:rPr>
+                <w:rFonts w:ascii="Times New Roman" w:hAnsi="Times New Roman" w:eastAsia="Times New Roman" w:cs="Times New Roman"/>
+                <w:i w:val="false"/>
+                <w:b w:val="false"/>
+                <w:u w:val="none"/>
+                <w:strike w:val="false"/>
+                <w:sz w:val="18"/>
+                <w:szCs w:val="18"/>
+                <w:color w:val="000000"/>
+              </w:rPr>
+            </w:pPr>
+            <w:r>
+              <w:rPr>
+                <w:rFonts w:ascii="Times New Roman" w:hAnsi="Times New Roman" w:eastAsia="Times New Roman" w:cs="Times New Roman"/>
+                <w:i w:val="false"/>
+                <w:b w:val="false"/>
+                <w:u w:val="none"/>
+                <w:strike w:val="false"/>
+                <w:sz w:val="18"/>
+                <w:szCs w:val="18"/>
+                <w:color w:val="000000"/>
+              </w:rPr>
+              <w:t xml:space="preserve">0.058</w:t>
             </w:r>
           </w:p>
         </w:tc>
@@ -12390,62 +12390,62 @@
                 <w:szCs w:val="18"/>
                 <w:color w:val="000000"/>
               </w:rPr>
-              <w:t xml:space="preserve">13.50 (1.88–97.13)</w:t>
-            </w:r>
-          </w:p>
-        </w:tc>
-        <w:tc>
-          <w:tcPr>
-            <w:tcBorders>
-              <w:bottom w:val="none" w:sz="0" w:space="0" w:color="000000"/>
-              <w:top w:val="none" w:sz="0" w:space="0" w:color="000000"/>
-              <w:left w:val="none" w:sz="0" w:space="0" w:color="000000"/>
-              <w:right w:val="none" w:sz="0" w:space="0" w:color="000000"/>
-            </w:tcBorders>
-            <w:shd w:val="clear" w:color="auto" w:fill="FFFFFF"/>
-            <w:tcMar>
-              <w:top w:w="0" w:type="dxa"/>
-              <w:bottom w:w="0" w:type="dxa"/>
-              <w:left w:w="0" w:type="dxa"/>
-              <w:right w:w="0" w:type="dxa"/>
-            </w:tcMar>
-            <w:vAlign w:val="center"/>
-          </w:tcPr>
-          <w:p>
-            <w:pPr>
-              <w:pStyle w:val="Normal"/>
-              <w:jc w:val="left"/>
-              <w:pBdr>
-                <w:bottom w:val="none" w:sz="0" w:space="0" w:color="000000"/>
-                <w:top w:val="none" w:sz="0" w:space="0" w:color="000000"/>
-                <w:left w:val="none" w:sz="0" w:space="0" w:color="000000"/>
-                <w:right w:val="none" w:sz="0" w:space="0" w:color="000000"/>
-              </w:pBdr>
-              <w:spacing w:after="100" w:before="100" w:line="240"/>
-              <w:ind w:left="100" w:right="100" w:firstLine="0" w:firstLineChars="0"/>
-              <w:rPr>
-                <w:rFonts w:ascii="Times New Roman" w:hAnsi="Times New Roman" w:eastAsia="Times New Roman" w:cs="Times New Roman"/>
-                <w:i w:val="false"/>
-                <w:b w:val="false"/>
-                <w:u w:val="none"/>
-                <w:strike w:val="false"/>
-                <w:sz w:val="18"/>
-                <w:szCs w:val="18"/>
-                <w:color w:val="000000"/>
-              </w:rPr>
-            </w:pPr>
-            <w:r>
-              <w:rPr>
-                <w:rFonts w:ascii="Times New Roman" w:hAnsi="Times New Roman" w:eastAsia="Times New Roman" w:cs="Times New Roman"/>
-                <w:i w:val="false"/>
-                <w:b w:val="false"/>
-                <w:u w:val="none"/>
-                <w:strike w:val="false"/>
-                <w:sz w:val="18"/>
-                <w:szCs w:val="18"/>
-                <w:color w:val="000000"/>
-              </w:rPr>
-              <w:t xml:space="preserve">0.010</w:t>
+              <w:t xml:space="preserve">12.21 (1.69–87.91)</w:t>
+            </w:r>
+          </w:p>
+        </w:tc>
+        <w:tc>
+          <w:tcPr>
+            <w:tcBorders>
+              <w:bottom w:val="none" w:sz="0" w:space="0" w:color="000000"/>
+              <w:top w:val="none" w:sz="0" w:space="0" w:color="000000"/>
+              <w:left w:val="none" w:sz="0" w:space="0" w:color="000000"/>
+              <w:right w:val="none" w:sz="0" w:space="0" w:color="000000"/>
+            </w:tcBorders>
+            <w:shd w:val="clear" w:color="auto" w:fill="FFFFFF"/>
+            <w:tcMar>
+              <w:top w:w="0" w:type="dxa"/>
+              <w:bottom w:w="0" w:type="dxa"/>
+              <w:left w:w="0" w:type="dxa"/>
+              <w:right w:w="0" w:type="dxa"/>
+            </w:tcMar>
+            <w:vAlign w:val="center"/>
+          </w:tcPr>
+          <w:p>
+            <w:pPr>
+              <w:pStyle w:val="Normal"/>
+              <w:jc w:val="left"/>
+              <w:pBdr>
+                <w:bottom w:val="none" w:sz="0" w:space="0" w:color="000000"/>
+                <w:top w:val="none" w:sz="0" w:space="0" w:color="000000"/>
+                <w:left w:val="none" w:sz="0" w:space="0" w:color="000000"/>
+                <w:right w:val="none" w:sz="0" w:space="0" w:color="000000"/>
+              </w:pBdr>
+              <w:spacing w:after="100" w:before="100" w:line="240"/>
+              <w:ind w:left="100" w:right="100" w:firstLine="0" w:firstLineChars="0"/>
+              <w:rPr>
+                <w:rFonts w:ascii="Times New Roman" w:hAnsi="Times New Roman" w:eastAsia="Times New Roman" w:cs="Times New Roman"/>
+                <w:i w:val="false"/>
+                <w:b w:val="false"/>
+                <w:u w:val="none"/>
+                <w:strike w:val="false"/>
+                <w:sz w:val="18"/>
+                <w:szCs w:val="18"/>
+                <w:color w:val="000000"/>
+              </w:rPr>
+            </w:pPr>
+            <w:r>
+              <w:rPr>
+                <w:rFonts w:ascii="Times New Roman" w:hAnsi="Times New Roman" w:eastAsia="Times New Roman" w:cs="Times New Roman"/>
+                <w:i w:val="false"/>
+                <w:b w:val="false"/>
+                <w:u w:val="none"/>
+                <w:strike w:val="false"/>
+                <w:sz w:val="18"/>
+                <w:szCs w:val="18"/>
+                <w:color w:val="000000"/>
+              </w:rPr>
+              <w:t xml:space="preserve">0.013</w:t>
             </w:r>
           </w:p>
         </w:tc>
@@ -13280,7 +13280,7 @@
                 <w:szCs w:val="18"/>
                 <w:color w:val="000000"/>
               </w:rPr>
-              <w:t xml:space="preserve">0.48 (0.25–0.92)</w:t>
+              <w:t xml:space="preserve">0.42 (0.22–0.82)</w:t>
             </w:r>
           </w:p>
         </w:tc>
@@ -13335,7 +13335,7 @@
                 <w:szCs w:val="18"/>
                 <w:color w:val="000000"/>
               </w:rPr>
-              <w:t xml:space="preserve">0.027</w:t>
+              <w:t xml:space="preserve">0.011</w:t>
             </w:r>
           </w:p>
         </w:tc>
